--- a/fuentes/CF02_93610220_DU.docx
+++ b/fuentes/CF02_93610220_DU.docx
@@ -535,7 +535,7 @@
           <w:r>
             <w:fldChar w:fldCharType="separate"/>
           </w:r>
-          <w:hyperlink w:anchor="_Toc204016993" w:history="1">
+          <w:hyperlink w:anchor="_Toc204070300" w:history="1">
             <w:r>
               <w:rPr>
                 <w:rStyle w:val="Hipervnculo"/>
@@ -562,7 +562,7 @@
                 <w:noProof/>
                 <w:webHidden/>
               </w:rPr>
-              <w:instrText xml:space="preserve"> PAGEREF _Toc204016993 \h </w:instrText>
+              <w:instrText xml:space="preserve"> PAGEREF _Toc204070300 \h </w:instrText>
             </w:r>
             <w:r>
               <w:rPr>
@@ -608,7 +608,7 @@
               <w:lang w:eastAsia="es-MX"/>
             </w:rPr>
           </w:pPr>
-          <w:hyperlink w:anchor="_Toc204016994" w:history="1">
+          <w:hyperlink w:anchor="_Toc204070301" w:history="1">
             <w:r>
               <w:rPr>
                 <w:rStyle w:val="Hipervnculo"/>
@@ -652,7 +652,7 @@
                 <w:noProof/>
                 <w:webHidden/>
               </w:rPr>
-              <w:instrText xml:space="preserve"> PAGEREF _Toc204016994 \h </w:instrText>
+              <w:instrText xml:space="preserve"> PAGEREF _Toc204070301 \h </w:instrText>
             </w:r>
             <w:r>
               <w:rPr>
@@ -694,7 +694,7 @@
               <w:lang w:eastAsia="es-MX"/>
             </w:rPr>
           </w:pPr>
-          <w:hyperlink w:anchor="_Toc204016995" w:history="1">
+          <w:hyperlink w:anchor="_Toc204070302" w:history="1">
             <w:r>
               <w:rPr>
                 <w:rStyle w:val="Hipervnculo"/>
@@ -738,7 +738,7 @@
                 <w:noProof/>
                 <w:webHidden/>
               </w:rPr>
-              <w:instrText xml:space="preserve"> PAGEREF _Toc204016995 \h </w:instrText>
+              <w:instrText xml:space="preserve"> PAGEREF _Toc204070302 \h </w:instrText>
             </w:r>
             <w:r>
               <w:rPr>
@@ -780,7 +780,7 @@
               <w:lang w:eastAsia="es-MX"/>
             </w:rPr>
           </w:pPr>
-          <w:hyperlink w:anchor="_Toc204016996" w:history="1">
+          <w:hyperlink w:anchor="_Toc204070303" w:history="1">
             <w:r>
               <w:rPr>
                 <w:rStyle w:val="Hipervnculo"/>
@@ -824,7 +824,7 @@
                 <w:noProof/>
                 <w:webHidden/>
               </w:rPr>
-              <w:instrText xml:space="preserve"> PAGEREF _Toc204016996 \h </w:instrText>
+              <w:instrText xml:space="preserve"> PAGEREF _Toc204070303 \h </w:instrText>
             </w:r>
             <w:r>
               <w:rPr>
@@ -870,7 +870,7 @@
               <w:lang w:eastAsia="es-MX"/>
             </w:rPr>
           </w:pPr>
-          <w:hyperlink w:anchor="_Toc204016997" w:history="1">
+          <w:hyperlink w:anchor="_Toc204070304" w:history="1">
             <w:r>
               <w:rPr>
                 <w:rStyle w:val="Hipervnculo"/>
@@ -914,7 +914,7 @@
                 <w:noProof/>
                 <w:webHidden/>
               </w:rPr>
-              <w:instrText xml:space="preserve"> PAGEREF _Toc204016997 \h </w:instrText>
+              <w:instrText xml:space="preserve"> PAGEREF _Toc204070304 \h </w:instrText>
             </w:r>
             <w:r>
               <w:rPr>
@@ -956,7 +956,7 @@
               <w:lang w:eastAsia="es-MX"/>
             </w:rPr>
           </w:pPr>
-          <w:hyperlink w:anchor="_Toc204016998" w:history="1">
+          <w:hyperlink w:anchor="_Toc204070305" w:history="1">
             <w:r>
               <w:rPr>
                 <w:rStyle w:val="Hipervnculo"/>
@@ -983,7 +983,7 @@
                 <w:noProof/>
                 <w:webHidden/>
               </w:rPr>
-              <w:instrText xml:space="preserve"> PAGEREF _Toc204016998 \h </w:instrText>
+              <w:instrText xml:space="preserve"> PAGEREF _Toc204070305 \h </w:instrText>
             </w:r>
             <w:r>
               <w:rPr>
@@ -1025,7 +1025,7 @@
               <w:lang w:eastAsia="es-MX"/>
             </w:rPr>
           </w:pPr>
-          <w:hyperlink w:anchor="_Toc204016999" w:history="1">
+          <w:hyperlink w:anchor="_Toc204070306" w:history="1">
             <w:r>
               <w:rPr>
                 <w:rStyle w:val="Hipervnculo"/>
@@ -1052,7 +1052,7 @@
                 <w:noProof/>
                 <w:webHidden/>
               </w:rPr>
-              <w:instrText xml:space="preserve"> PAGEREF _Toc204016999 \h </w:instrText>
+              <w:instrText xml:space="preserve"> PAGEREF _Toc204070306 \h </w:instrText>
             </w:r>
             <w:r>
               <w:rPr>
@@ -1094,7 +1094,7 @@
               <w:lang w:eastAsia="es-MX"/>
             </w:rPr>
           </w:pPr>
-          <w:hyperlink w:anchor="_Toc204017000" w:history="1">
+          <w:hyperlink w:anchor="_Toc204070307" w:history="1">
             <w:r>
               <w:rPr>
                 <w:rStyle w:val="Hipervnculo"/>
@@ -1121,7 +1121,7 @@
                 <w:noProof/>
                 <w:webHidden/>
               </w:rPr>
-              <w:instrText xml:space="preserve"> PAGEREF _Toc204017000 \h </w:instrText>
+              <w:instrText xml:space="preserve"> PAGEREF _Toc204070307 \h </w:instrText>
             </w:r>
             <w:r>
               <w:rPr>
@@ -1163,13 +1163,13 @@
               <w:lang w:eastAsia="es-MX"/>
             </w:rPr>
           </w:pPr>
-          <w:hyperlink w:anchor="_Toc204017001" w:history="1">
+          <w:hyperlink w:anchor="_Toc204070308" w:history="1">
             <w:r>
               <w:rPr>
                 <w:rStyle w:val="Hipervnculo"/>
                 <w:noProof/>
               </w:rPr>
-              <w:t>2.4 Esterización térmica y uso del alcohol</w:t>
+              <w:t>2.4 Esterilización térmica y uso de alcohol</w:t>
             </w:r>
             <w:r>
               <w:rPr>
@@ -1190,7 +1190,7 @@
                 <w:noProof/>
                 <w:webHidden/>
               </w:rPr>
-              <w:instrText xml:space="preserve"> PAGEREF _Toc204017001 \h </w:instrText>
+              <w:instrText xml:space="preserve"> PAGEREF _Toc204070308 \h </w:instrText>
             </w:r>
             <w:r>
               <w:rPr>
@@ -1236,7 +1236,7 @@
               <w:lang w:eastAsia="es-MX"/>
             </w:rPr>
           </w:pPr>
-          <w:hyperlink w:anchor="_Toc204017002" w:history="1">
+          <w:hyperlink w:anchor="_Toc204070309" w:history="1">
             <w:r>
               <w:rPr>
                 <w:rStyle w:val="Hipervnculo"/>
@@ -1282,7 +1282,7 @@
                 <w:noProof/>
                 <w:webHidden/>
               </w:rPr>
-              <w:instrText xml:space="preserve"> PAGEREF _Toc204017002 \h </w:instrText>
+              <w:instrText xml:space="preserve"> PAGEREF _Toc204070309 \h </w:instrText>
             </w:r>
             <w:r>
               <w:rPr>
@@ -1324,7 +1324,7 @@
               <w:lang w:eastAsia="es-MX"/>
             </w:rPr>
           </w:pPr>
-          <w:hyperlink w:anchor="_Toc204017003" w:history="1">
+          <w:hyperlink w:anchor="_Toc204070310" w:history="1">
             <w:r>
               <w:rPr>
                 <w:rStyle w:val="Hipervnculo"/>
@@ -1351,7 +1351,7 @@
                 <w:noProof/>
                 <w:webHidden/>
               </w:rPr>
-              <w:instrText xml:space="preserve"> PAGEREF _Toc204017003 \h </w:instrText>
+              <w:instrText xml:space="preserve"> PAGEREF _Toc204070310 \h </w:instrText>
             </w:r>
             <w:r>
               <w:rPr>
@@ -1393,7 +1393,7 @@
               <w:lang w:eastAsia="es-MX"/>
             </w:rPr>
           </w:pPr>
-          <w:hyperlink w:anchor="_Toc204017004" w:history="1">
+          <w:hyperlink w:anchor="_Toc204070311" w:history="1">
             <w:r>
               <w:rPr>
                 <w:rStyle w:val="Hipervnculo"/>
@@ -1420,7 +1420,7 @@
                 <w:noProof/>
                 <w:webHidden/>
               </w:rPr>
-              <w:instrText xml:space="preserve"> PAGEREF _Toc204017004 \h </w:instrText>
+              <w:instrText xml:space="preserve"> PAGEREF _Toc204070311 \h </w:instrText>
             </w:r>
             <w:r>
               <w:rPr>
@@ -1462,13 +1462,13 @@
               <w:lang w:eastAsia="es-MX"/>
             </w:rPr>
           </w:pPr>
-          <w:hyperlink w:anchor="_Toc204017005" w:history="1">
+          <w:hyperlink w:anchor="_Toc204070312" w:history="1">
             <w:r>
               <w:rPr>
                 <w:rStyle w:val="Hipervnculo"/>
                 <w:noProof/>
               </w:rPr>
-              <w:t>3.3 Efectos sobre la textura, color y carga microbiana</w:t>
+              <w:t>3.3 Efectos sobre textura, color y carga microbiana</w:t>
             </w:r>
             <w:r>
               <w:rPr>
@@ -1489,7 +1489,7 @@
                 <w:noProof/>
                 <w:webHidden/>
               </w:rPr>
-              <w:instrText xml:space="preserve"> PAGEREF _Toc204017005 \h </w:instrText>
+              <w:instrText xml:space="preserve"> PAGEREF _Toc204070312 \h </w:instrText>
             </w:r>
             <w:r>
               <w:rPr>
@@ -1535,7 +1535,7 @@
               <w:lang w:eastAsia="es-MX"/>
             </w:rPr>
           </w:pPr>
-          <w:hyperlink w:anchor="_Toc204017006" w:history="1">
+          <w:hyperlink w:anchor="_Toc204070313" w:history="1">
             <w:r>
               <w:rPr>
                 <w:rStyle w:val="Hipervnculo"/>
@@ -1579,7 +1579,7 @@
                 <w:noProof/>
                 <w:webHidden/>
               </w:rPr>
-              <w:instrText xml:space="preserve"> PAGEREF _Toc204017006 \h </w:instrText>
+              <w:instrText xml:space="preserve"> PAGEREF _Toc204070313 \h </w:instrText>
             </w:r>
             <w:r>
               <w:rPr>
@@ -1621,13 +1621,13 @@
               <w:lang w:eastAsia="es-MX"/>
             </w:rPr>
           </w:pPr>
-          <w:hyperlink w:anchor="_Toc204017007" w:history="1">
+          <w:hyperlink w:anchor="_Toc204070314" w:history="1">
             <w:r>
               <w:rPr>
                 <w:rStyle w:val="Hipervnculo"/>
                 <w:noProof/>
               </w:rPr>
-              <w:t>4.1 Parámetros de pasteurización y su aplicación</w:t>
+              <w:t>4.1 Parámetros de la pasteurización y su aplicación</w:t>
             </w:r>
             <w:r>
               <w:rPr>
@@ -1648,7 +1648,7 @@
                 <w:noProof/>
                 <w:webHidden/>
               </w:rPr>
-              <w:instrText xml:space="preserve"> PAGEREF _Toc204017007 \h </w:instrText>
+              <w:instrText xml:space="preserve"> PAGEREF _Toc204070314 \h </w:instrText>
             </w:r>
             <w:r>
               <w:rPr>
@@ -1690,7 +1690,7 @@
               <w:lang w:eastAsia="es-MX"/>
             </w:rPr>
           </w:pPr>
-          <w:hyperlink w:anchor="_Toc204017008" w:history="1">
+          <w:hyperlink w:anchor="_Toc204070315" w:history="1">
             <w:r>
               <w:rPr>
                 <w:rStyle w:val="Hipervnculo"/>
@@ -1717,7 +1717,7 @@
                 <w:noProof/>
                 <w:webHidden/>
               </w:rPr>
-              <w:instrText xml:space="preserve"> PAGEREF _Toc204017008 \h </w:instrText>
+              <w:instrText xml:space="preserve"> PAGEREF _Toc204070315 \h </w:instrText>
             </w:r>
             <w:r>
               <w:rPr>
@@ -1759,7 +1759,7 @@
               <w:lang w:eastAsia="es-MX"/>
             </w:rPr>
           </w:pPr>
-          <w:hyperlink w:anchor="_Toc204017009" w:history="1">
+          <w:hyperlink w:anchor="_Toc204070316" w:history="1">
             <w:r>
               <w:rPr>
                 <w:rStyle w:val="Hipervnculo"/>
@@ -1786,7 +1786,7 @@
                 <w:noProof/>
                 <w:webHidden/>
               </w:rPr>
-              <w:instrText xml:space="preserve"> PAGEREF _Toc204017009 \h </w:instrText>
+              <w:instrText xml:space="preserve"> PAGEREF _Toc204070316 \h </w:instrText>
             </w:r>
             <w:r>
               <w:rPr>
@@ -1832,7 +1832,7 @@
               <w:lang w:eastAsia="es-MX"/>
             </w:rPr>
           </w:pPr>
-          <w:hyperlink w:anchor="_Toc204017010" w:history="1">
+          <w:hyperlink w:anchor="_Toc204070317" w:history="1">
             <w:r>
               <w:rPr>
                 <w:rStyle w:val="Hipervnculo"/>
@@ -1876,7 +1876,7 @@
                 <w:noProof/>
                 <w:webHidden/>
               </w:rPr>
-              <w:instrText xml:space="preserve"> PAGEREF _Toc204017010 \h </w:instrText>
+              <w:instrText xml:space="preserve"> PAGEREF _Toc204070317 \h </w:instrText>
             </w:r>
             <w:r>
               <w:rPr>
@@ -1918,7 +1918,7 @@
               <w:lang w:eastAsia="es-MX"/>
             </w:rPr>
           </w:pPr>
-          <w:hyperlink w:anchor="_Toc204017011" w:history="1">
+          <w:hyperlink w:anchor="_Toc204070318" w:history="1">
             <w:r>
               <w:rPr>
                 <w:rStyle w:val="Hipervnculo"/>
@@ -1945,7 +1945,7 @@
                 <w:noProof/>
                 <w:webHidden/>
               </w:rPr>
-              <w:instrText xml:space="preserve"> PAGEREF _Toc204017011 \h </w:instrText>
+              <w:instrText xml:space="preserve"> PAGEREF _Toc204070318 \h </w:instrText>
             </w:r>
             <w:r>
               <w:rPr>
@@ -1987,7 +1987,7 @@
               <w:lang w:eastAsia="es-MX"/>
             </w:rPr>
           </w:pPr>
-          <w:hyperlink w:anchor="_Toc204017012" w:history="1">
+          <w:hyperlink w:anchor="_Toc204070319" w:history="1">
             <w:r>
               <w:rPr>
                 <w:rStyle w:val="Hipervnculo"/>
@@ -2014,7 +2014,7 @@
                 <w:noProof/>
                 <w:webHidden/>
               </w:rPr>
-              <w:instrText xml:space="preserve"> PAGEREF _Toc204017012 \h </w:instrText>
+              <w:instrText xml:space="preserve"> PAGEREF _Toc204070319 \h </w:instrText>
             </w:r>
             <w:r>
               <w:rPr>
@@ -2056,7 +2056,7 @@
               <w:lang w:eastAsia="es-MX"/>
             </w:rPr>
           </w:pPr>
-          <w:hyperlink w:anchor="_Toc204017013" w:history="1">
+          <w:hyperlink w:anchor="_Toc204070320" w:history="1">
             <w:r>
               <w:rPr>
                 <w:rStyle w:val="Hipervnculo"/>
@@ -2083,7 +2083,7 @@
                 <w:noProof/>
                 <w:webHidden/>
               </w:rPr>
-              <w:instrText xml:space="preserve"> PAGEREF _Toc204017013 \h </w:instrText>
+              <w:instrText xml:space="preserve"> PAGEREF _Toc204070320 \h </w:instrText>
             </w:r>
             <w:r>
               <w:rPr>
@@ -2129,7 +2129,7 @@
               <w:lang w:eastAsia="es-MX"/>
             </w:rPr>
           </w:pPr>
-          <w:hyperlink w:anchor="_Toc204017014" w:history="1">
+          <w:hyperlink w:anchor="_Toc204070321" w:history="1">
             <w:r>
               <w:rPr>
                 <w:rStyle w:val="Hipervnculo"/>
@@ -2173,7 +2173,7 @@
                 <w:noProof/>
                 <w:webHidden/>
               </w:rPr>
-              <w:instrText xml:space="preserve"> PAGEREF _Toc204017014 \h </w:instrText>
+              <w:instrText xml:space="preserve"> PAGEREF _Toc204070321 \h </w:instrText>
             </w:r>
             <w:r>
               <w:rPr>
@@ -2215,7 +2215,7 @@
               <w:lang w:eastAsia="es-MX"/>
             </w:rPr>
           </w:pPr>
-          <w:hyperlink w:anchor="_Toc204017015" w:history="1">
+          <w:hyperlink w:anchor="_Toc204070322" w:history="1">
             <w:r>
               <w:rPr>
                 <w:rStyle w:val="Hipervnculo"/>
@@ -2242,7 +2242,7 @@
                 <w:noProof/>
                 <w:webHidden/>
               </w:rPr>
-              <w:instrText xml:space="preserve"> PAGEREF _Toc204017015 \h </w:instrText>
+              <w:instrText xml:space="preserve"> PAGEREF _Toc204070322 \h </w:instrText>
             </w:r>
             <w:r>
               <w:rPr>
@@ -2284,7 +2284,7 @@
               <w:lang w:eastAsia="es-MX"/>
             </w:rPr>
           </w:pPr>
-          <w:hyperlink w:anchor="_Toc204017016" w:history="1">
+          <w:hyperlink w:anchor="_Toc204070323" w:history="1">
             <w:r>
               <w:rPr>
                 <w:rStyle w:val="Hipervnculo"/>
@@ -2311,7 +2311,7 @@
                 <w:noProof/>
                 <w:webHidden/>
               </w:rPr>
-              <w:instrText xml:space="preserve"> PAGEREF _Toc204017016 \h </w:instrText>
+              <w:instrText xml:space="preserve"> PAGEREF _Toc204070323 \h </w:instrText>
             </w:r>
             <w:r>
               <w:rPr>
@@ -2357,7 +2357,7 @@
               <w:lang w:eastAsia="es-MX"/>
             </w:rPr>
           </w:pPr>
-          <w:hyperlink w:anchor="_Toc204017017" w:history="1">
+          <w:hyperlink w:anchor="_Toc204070324" w:history="1">
             <w:r>
               <w:rPr>
                 <w:rStyle w:val="Hipervnculo"/>
@@ -2401,7 +2401,7 @@
                 <w:noProof/>
                 <w:webHidden/>
               </w:rPr>
-              <w:instrText xml:space="preserve"> PAGEREF _Toc204017017 \h </w:instrText>
+              <w:instrText xml:space="preserve"> PAGEREF _Toc204070324 \h </w:instrText>
             </w:r>
             <w:r>
               <w:rPr>
@@ -2443,13 +2443,13 @@
               <w:lang w:eastAsia="es-MX"/>
             </w:rPr>
           </w:pPr>
-          <w:hyperlink w:anchor="_Toc204017018" w:history="1">
+          <w:hyperlink w:anchor="_Toc204070325" w:history="1">
             <w:r>
               <w:rPr>
                 <w:rStyle w:val="Hipervnculo"/>
                 <w:noProof/>
               </w:rPr>
-              <w:t>7.1 Buenas prácticas de manufactura (BMP)</w:t>
+              <w:t>7.1 Buenas Prácticas de Manufactura (BMP)</w:t>
             </w:r>
             <w:r>
               <w:rPr>
@@ -2470,7 +2470,7 @@
                 <w:noProof/>
                 <w:webHidden/>
               </w:rPr>
-              <w:instrText xml:space="preserve"> PAGEREF _Toc204017018 \h </w:instrText>
+              <w:instrText xml:space="preserve"> PAGEREF _Toc204070325 \h </w:instrText>
             </w:r>
             <w:r>
               <w:rPr>
@@ -2512,7 +2512,7 @@
               <w:lang w:eastAsia="es-MX"/>
             </w:rPr>
           </w:pPr>
-          <w:hyperlink w:anchor="_Toc204017019" w:history="1">
+          <w:hyperlink w:anchor="_Toc204070326" w:history="1">
             <w:r>
               <w:rPr>
                 <w:rStyle w:val="Hipervnculo"/>
@@ -2539,7 +2539,7 @@
                 <w:noProof/>
                 <w:webHidden/>
               </w:rPr>
-              <w:instrText xml:space="preserve"> PAGEREF _Toc204017019 \h </w:instrText>
+              <w:instrText xml:space="preserve"> PAGEREF _Toc204070326 \h </w:instrText>
             </w:r>
             <w:r>
               <w:rPr>
@@ -2581,7 +2581,7 @@
               <w:lang w:eastAsia="es-MX"/>
             </w:rPr>
           </w:pPr>
-          <w:hyperlink w:anchor="_Toc204017020" w:history="1">
+          <w:hyperlink w:anchor="_Toc204070327" w:history="1">
             <w:r>
               <w:rPr>
                 <w:rStyle w:val="Hipervnculo"/>
@@ -2608,7 +2608,7 @@
                 <w:noProof/>
                 <w:webHidden/>
               </w:rPr>
-              <w:instrText xml:space="preserve"> PAGEREF _Toc204017020 \h </w:instrText>
+              <w:instrText xml:space="preserve"> PAGEREF _Toc204070327 \h </w:instrText>
             </w:r>
             <w:r>
               <w:rPr>
@@ -2654,7 +2654,7 @@
               <w:lang w:eastAsia="es-MX"/>
             </w:rPr>
           </w:pPr>
-          <w:hyperlink w:anchor="_Toc204017021" w:history="1">
+          <w:hyperlink w:anchor="_Toc204070328" w:history="1">
             <w:r>
               <w:rPr>
                 <w:rStyle w:val="Hipervnculo"/>
@@ -2698,7 +2698,7 @@
                 <w:noProof/>
                 <w:webHidden/>
               </w:rPr>
-              <w:instrText xml:space="preserve"> PAGEREF _Toc204017021 \h </w:instrText>
+              <w:instrText xml:space="preserve"> PAGEREF _Toc204070328 \h </w:instrText>
             </w:r>
             <w:r>
               <w:rPr>
@@ -2740,7 +2740,7 @@
               <w:lang w:eastAsia="es-MX"/>
             </w:rPr>
           </w:pPr>
-          <w:hyperlink w:anchor="_Toc204017022" w:history="1">
+          <w:hyperlink w:anchor="_Toc204070329" w:history="1">
             <w:r>
               <w:rPr>
                 <w:rStyle w:val="Hipervnculo"/>
@@ -2767,7 +2767,7 @@
                 <w:noProof/>
                 <w:webHidden/>
               </w:rPr>
-              <w:instrText xml:space="preserve"> PAGEREF _Toc204017022 \h </w:instrText>
+              <w:instrText xml:space="preserve"> PAGEREF _Toc204070329 \h </w:instrText>
             </w:r>
             <w:r>
               <w:rPr>
@@ -2809,7 +2809,7 @@
               <w:lang w:eastAsia="es-MX"/>
             </w:rPr>
           </w:pPr>
-          <w:hyperlink w:anchor="_Toc204017023" w:history="1">
+          <w:hyperlink w:anchor="_Toc204070330" w:history="1">
             <w:r>
               <w:rPr>
                 <w:rStyle w:val="Hipervnculo"/>
@@ -2836,7 +2836,7 @@
                 <w:noProof/>
                 <w:webHidden/>
               </w:rPr>
-              <w:instrText xml:space="preserve"> PAGEREF _Toc204017023 \h </w:instrText>
+              <w:instrText xml:space="preserve"> PAGEREF _Toc204070330 \h </w:instrText>
             </w:r>
             <w:r>
               <w:rPr>
@@ -2878,7 +2878,7 @@
               <w:lang w:eastAsia="es-MX"/>
             </w:rPr>
           </w:pPr>
-          <w:hyperlink w:anchor="_Toc204017024" w:history="1">
+          <w:hyperlink w:anchor="_Toc204070331" w:history="1">
             <w:r>
               <w:rPr>
                 <w:rStyle w:val="Hipervnculo"/>
@@ -2905,7 +2905,7 @@
                 <w:noProof/>
                 <w:webHidden/>
               </w:rPr>
-              <w:instrText xml:space="preserve"> PAGEREF _Toc204017024 \h </w:instrText>
+              <w:instrText xml:space="preserve"> PAGEREF _Toc204070331 \h </w:instrText>
             </w:r>
             <w:r>
               <w:rPr>
@@ -2950,7 +2950,7 @@
               <w:lang w:eastAsia="es-MX"/>
             </w:rPr>
           </w:pPr>
-          <w:hyperlink w:anchor="_Toc204017025" w:history="1">
+          <w:hyperlink w:anchor="_Toc204070332" w:history="1">
             <w:r>
               <w:rPr>
                 <w:rStyle w:val="Hipervnculo"/>
@@ -2977,7 +2977,7 @@
                 <w:noProof/>
                 <w:webHidden/>
               </w:rPr>
-              <w:instrText xml:space="preserve"> PAGEREF _Toc204017025 \h </w:instrText>
+              <w:instrText xml:space="preserve"> PAGEREF _Toc204070332 \h </w:instrText>
             </w:r>
             <w:r>
               <w:rPr>
@@ -3022,7 +3022,7 @@
               <w:lang w:eastAsia="es-MX"/>
             </w:rPr>
           </w:pPr>
-          <w:hyperlink w:anchor="_Toc204017026" w:history="1">
+          <w:hyperlink w:anchor="_Toc204070333" w:history="1">
             <w:r>
               <w:rPr>
                 <w:rStyle w:val="Hipervnculo"/>
@@ -3049,7 +3049,7 @@
                 <w:noProof/>
                 <w:webHidden/>
               </w:rPr>
-              <w:instrText xml:space="preserve"> PAGEREF _Toc204017026 \h </w:instrText>
+              <w:instrText xml:space="preserve"> PAGEREF _Toc204070333 \h </w:instrText>
             </w:r>
             <w:r>
               <w:rPr>
@@ -3094,7 +3094,7 @@
               <w:lang w:eastAsia="es-MX"/>
             </w:rPr>
           </w:pPr>
-          <w:hyperlink w:anchor="_Toc204017027" w:history="1">
+          <w:hyperlink w:anchor="_Toc204070334" w:history="1">
             <w:r>
               <w:rPr>
                 <w:rStyle w:val="Hipervnculo"/>
@@ -3121,7 +3121,7 @@
                 <w:noProof/>
                 <w:webHidden/>
               </w:rPr>
-              <w:instrText xml:space="preserve"> PAGEREF _Toc204017027 \h </w:instrText>
+              <w:instrText xml:space="preserve"> PAGEREF _Toc204070334 \h </w:instrText>
             </w:r>
             <w:r>
               <w:rPr>
@@ -3166,7 +3166,7 @@
               <w:lang w:eastAsia="es-MX"/>
             </w:rPr>
           </w:pPr>
-          <w:hyperlink w:anchor="_Toc204017028" w:history="1">
+          <w:hyperlink w:anchor="_Toc204070335" w:history="1">
             <w:r>
               <w:rPr>
                 <w:rStyle w:val="Hipervnculo"/>
@@ -3193,7 +3193,7 @@
                 <w:noProof/>
                 <w:webHidden/>
               </w:rPr>
-              <w:instrText xml:space="preserve"> PAGEREF _Toc204017028 \h </w:instrText>
+              <w:instrText xml:space="preserve"> PAGEREF _Toc204070335 \h </w:instrText>
             </w:r>
             <w:r>
               <w:rPr>
@@ -3238,7 +3238,7 @@
               <w:lang w:eastAsia="es-MX"/>
             </w:rPr>
           </w:pPr>
-          <w:hyperlink w:anchor="_Toc204017029" w:history="1">
+          <w:hyperlink w:anchor="_Toc204070336" w:history="1">
             <w:r>
               <w:rPr>
                 <w:rStyle w:val="Hipervnculo"/>
@@ -3265,7 +3265,7 @@
                 <w:noProof/>
                 <w:webHidden/>
               </w:rPr>
-              <w:instrText xml:space="preserve"> PAGEREF _Toc204017029 \h </w:instrText>
+              <w:instrText xml:space="preserve"> PAGEREF _Toc204070336 \h </w:instrText>
             </w:r>
             <w:r>
               <w:rPr>
@@ -3322,7 +3322,7 @@
       <w:pPr>
         <w:pStyle w:val="Titulosgenerales"/>
       </w:pPr>
-      <w:bookmarkStart w:id="0" w:name="_Toc204016993"/>
+      <w:bookmarkStart w:id="0" w:name="_Toc204070300"/>
       <w:r>
         <w:lastRenderedPageBreak/>
         <w:t>Introducción</w:t>
@@ -3331,7 +3331,12 @@
     </w:p>
     <w:p>
       <w:r>
-        <w:t xml:space="preserve">El componente formativo “Métodos de conservación y preparación de conservas de frutas y verduras” explora los principios fundamentales de la preservación de alimentos, centrándose en las técnicas aplicadas a productos vegetales para extender su vida útil y garantizar su inocuidad. Comprender estos elementos es clave para garantizar la calidad, seguridad y aprovechamiento eficiente de las frutas y verduras durante su almacenamiento y transformación. </w:t>
+        <w:t xml:space="preserve">El componente formativo “Métodos de conservación y preparación de conservas de frutas y verduras” explora los principios fundamentales de la preservación de alimentos, centrándose en las técnicas aplicadas a productos vegetales para extender su vida útil y garantizar su inocuidad. </w:t>
+      </w:r>
+    </w:p>
+    <w:p>
+      <w:r>
+        <w:t xml:space="preserve">Comprender estos elementos es clave para garantizar la calidad, seguridad y aprovechamiento eficiente de las frutas y verduras durante su almacenamiento y transformación. </w:t>
       </w:r>
     </w:p>
     <w:p>
@@ -3374,7 +3379,6 @@
         <w:rPr>
           <w:lang w:val="es-419"/>
         </w:rPr>
-        <w:lastRenderedPageBreak/>
         <w:t>Métodos de conservación y preparación de conservas de frutas y verduras</w:t>
       </w:r>
     </w:p>
@@ -3596,14 +3600,8 @@
               <w:rPr>
                 <w:lang w:val="es-419"/>
               </w:rPr>
-              <w:t xml:space="preserve">Se explorarán los métodos de conservación, que incluyen técnicas como el envasado, la deshidratación y la congelación. Cada método tiene sus ventajas y </w:t>
-            </w:r>
-            <w:r>
-              <w:rPr>
-                <w:lang w:val="es-419"/>
-              </w:rPr>
               <w:lastRenderedPageBreak/>
-              <w:t>aplicaciones específicas, y conocerlos le permitirá elegir la técnica más adecuada según el tipo de alimento y el propósito de la conservación.</w:t>
+              <w:t>Se explorarán los métodos de conservación, que incluyen técnicas como el envasado, la deshidratación y la congelación. Cada método tiene sus ventajas y aplicaciones específicas, y conocerlos le permitirá elegir la técnica más adecuada según el tipo de alimento y el propósito de la conservación.</w:t>
             </w:r>
           </w:p>
           <w:p>
@@ -3677,7 +3675,7 @@
       <w:pPr>
         <w:pStyle w:val="Ttulo1"/>
       </w:pPr>
-      <w:bookmarkStart w:id="1" w:name="_Toc204016994"/>
+      <w:bookmarkStart w:id="1" w:name="_Toc204070301"/>
       <w:r>
         <w:lastRenderedPageBreak/>
         <w:t>Fundamentos de la conservación</w:t>
@@ -3714,7 +3712,7 @@
           <w:rFonts w:eastAsia="Times New Roman"/>
         </w:rPr>
       </w:pPr>
-      <w:bookmarkStart w:id="2" w:name="_Toc204016995"/>
+      <w:bookmarkStart w:id="2" w:name="_Toc204070302"/>
       <w:r>
         <w:t>Principios básicos y objetivos</w:t>
       </w:r>
@@ -3731,6 +3729,21 @@
       </w:r>
       <w:r>
         <w:t>.</w:t>
+      </w:r>
+    </w:p>
+    <w:p>
+      <w:pPr>
+        <w:rPr>
+          <w:b/>
+          <w:bCs/>
+        </w:rPr>
+      </w:pPr>
+      <w:r>
+        <w:rPr>
+          <w:b/>
+          <w:bCs/>
+        </w:rPr>
+        <w:t>Principios y objetivos de la conservación de alimentos</w:t>
       </w:r>
     </w:p>
     <w:p>
@@ -3798,6 +3811,7 @@
           <w:b/>
           <w:bCs/>
         </w:rPr>
+        <w:lastRenderedPageBreak/>
         <w:t>Inactivación enzimática</w:t>
       </w:r>
       <w:r>
@@ -3830,7 +3844,6 @@
           <w:b/>
           <w:bCs/>
         </w:rPr>
-        <w:lastRenderedPageBreak/>
         <w:t>Preservación de nutrientes</w:t>
       </w:r>
       <w:r>
@@ -3892,37 +3905,12 @@
       <w:r>
         <w:t xml:space="preserve">: eliminar microorganismos como </w:t>
       </w:r>
-      <w:proofErr w:type="spellStart"/>
       <w:r>
         <w:rPr>
           <w:rStyle w:val="Extranjerismo"/>
           <w:lang w:val="es-CO"/>
         </w:rPr>
-        <w:t>Clostridium</w:t>
-      </w:r>
-      <w:proofErr w:type="spellEnd"/>
-      <w:r>
-        <w:rPr>
-          <w:rStyle w:val="Extranjerismo"/>
-          <w:lang w:val="es-CO"/>
-        </w:rPr>
-        <w:t xml:space="preserve"> </w:t>
-      </w:r>
-      <w:proofErr w:type="spellStart"/>
-      <w:r>
-        <w:rPr>
-          <w:rStyle w:val="Extranjerismo"/>
-          <w:lang w:val="es-CO"/>
-        </w:rPr>
-        <w:t>botulinum</w:t>
-      </w:r>
-      <w:proofErr w:type="spellEnd"/>
-      <w:r>
-        <w:rPr>
-          <w:rStyle w:val="Extranjerismo"/>
-          <w:lang w:val="es-CO"/>
-        </w:rPr>
-        <w:t xml:space="preserve">. </w:t>
+        <w:t xml:space="preserve">Clostridium botulinum. </w:t>
       </w:r>
     </w:p>
     <w:p>
@@ -4055,6 +4043,7 @@
         </w:numPr>
       </w:pPr>
       <w:r>
+        <w:lastRenderedPageBreak/>
         <w:t>Facilitar el transporte y almacenamiento.</w:t>
       </w:r>
     </w:p>
@@ -4067,21 +4056,12 @@
         </w:numPr>
       </w:pPr>
       <w:r>
-        <w:t xml:space="preserve">Disminuir pérdidas </w:t>
-      </w:r>
-      <w:proofErr w:type="spellStart"/>
-      <w:r>
-        <w:t>poscosecha</w:t>
-      </w:r>
-      <w:proofErr w:type="spellEnd"/>
-      <w:r>
-        <w:t xml:space="preserve"> y aprovechar excedentes productivos.</w:t>
+        <w:t>Disminuir pérdidas poscosecha y aprovechar excedentes productivos.</w:t>
       </w:r>
     </w:p>
     <w:p/>
     <w:p>
       <w:r>
-        <w:lastRenderedPageBreak/>
         <w:t>Estos principios se aplican bajo diferentes técnicas, como la reducción de la actividad de agua, el control de temperatura, la modificación de la atmósfera interna del envase, la acidificación y la incorporación de sustancias conservantes.</w:t>
       </w:r>
     </w:p>
@@ -4093,7 +4073,7 @@
           <w:numId w:val="7"/>
         </w:numPr>
       </w:pPr>
-      <w:bookmarkStart w:id="3" w:name="_Toc204016996"/>
+      <w:bookmarkStart w:id="3" w:name="_Toc204070303"/>
       <w:r>
         <w:t>Factores</w:t>
       </w:r>
@@ -4243,6 +4223,7 @@
           <w:bCs/>
           <w:lang w:val="es-419" w:eastAsia="es-CO"/>
         </w:rPr>
+        <w:lastRenderedPageBreak/>
         <w:t>Condiciones de almacenamiento</w:t>
       </w:r>
       <w:r>
@@ -4268,7 +4249,6 @@
         <w:rPr>
           <w:lang w:val="es-419" w:eastAsia="es-CO"/>
         </w:rPr>
-        <w:lastRenderedPageBreak/>
         <w:t>Estos factores son evaluados para cada línea de producción de conservas, permitiendo establecer protocolos que aseguren productos seguros, estables y de calidad.</w:t>
       </w:r>
     </w:p>
@@ -4296,7 +4276,7 @@
           <w:lang w:val="es-419"/>
         </w:rPr>
       </w:pPr>
-      <w:bookmarkStart w:id="4" w:name="_Toc204016997"/>
+      <w:bookmarkStart w:id="4" w:name="_Toc204070304"/>
       <w:r>
         <w:rPr>
           <w:rStyle w:val="Extranjerismo"/>
@@ -4331,7 +4311,7 @@
       <w:pPr>
         <w:pStyle w:val="Ttulo2"/>
       </w:pPr>
-      <w:bookmarkStart w:id="5" w:name="_Toc204016998"/>
+      <w:bookmarkStart w:id="5" w:name="_Toc204070305"/>
       <w:r>
         <w:t xml:space="preserve">2.1 </w:t>
       </w:r>
@@ -4372,6 +4352,8 @@
       </w:pPr>
       <w:r>
         <w:rPr>
+          <w:b/>
+          <w:bCs/>
           <w:lang w:val="es-419" w:eastAsia="es-CO"/>
         </w:rPr>
         <w:t>Ventajas</w:t>
@@ -4480,6 +4462,8 @@
       </w:pPr>
       <w:r>
         <w:rPr>
+          <w:b/>
+          <w:bCs/>
           <w:lang w:val="es-419" w:eastAsia="es-CO"/>
         </w:rPr>
         <w:t>Limitaciones</w:t>
@@ -4562,7 +4546,7 @@
       <w:pPr>
         <w:pStyle w:val="Ttulo2"/>
       </w:pPr>
-      <w:bookmarkStart w:id="6" w:name="_Toc204016999"/>
+      <w:bookmarkStart w:id="6" w:name="_Toc204070306"/>
       <w:r>
         <w:t xml:space="preserve">2.2 </w:t>
       </w:r>
@@ -4581,7 +4565,19 @@
         <w:rPr>
           <w:lang w:val="es-419" w:eastAsia="es-CO"/>
         </w:rPr>
-        <w:t>La deshidratación y la salazón son métodos tradicionales que conservan los alimentos al reducir el contenido de agua, lo que impide el desarrollo de la mayoría de los microorganismos, ya que éstos requieren humedad para sobrevivir y reproducirse</w:t>
+        <w:t xml:space="preserve">La deshidratación y la salazón son métodos tradicionales que conservan los alimentos al reducir el contenido de agua, lo que impide el desarrollo de la mayoría de los microorganismos, ya que </w:t>
+      </w:r>
+      <w:r>
+        <w:rPr>
+          <w:lang w:val="es-419" w:eastAsia="es-CO"/>
+        </w:rPr>
+        <w:t>e</w:t>
+      </w:r>
+      <w:r>
+        <w:rPr>
+          <w:lang w:val="es-419" w:eastAsia="es-CO"/>
+        </w:rPr>
+        <w:t>stos requieren humedad para sobrevivir y reproducirse</w:t>
       </w:r>
       <w:r>
         <w:rPr>
@@ -4671,7 +4667,7 @@
       <w:pPr>
         <w:pStyle w:val="Ttulo2"/>
       </w:pPr>
-      <w:bookmarkStart w:id="7" w:name="_Toc204017000"/>
+      <w:bookmarkStart w:id="7" w:name="_Toc204070307"/>
       <w:r>
         <w:t>2.3 Conservas en azúcar y vinagre</w:t>
       </w:r>
@@ -4778,9 +4774,15 @@
       <w:pPr>
         <w:pStyle w:val="Ttulo2"/>
       </w:pPr>
-      <w:bookmarkStart w:id="8" w:name="_Toc204017001"/>
-      <w:r>
-        <w:t>2.4 Esterización térmica y uso del alcohol</w:t>
+      <w:bookmarkStart w:id="8" w:name="_Toc204070308"/>
+      <w:r>
+        <w:t>2.4 Esteri</w:t>
+      </w:r>
+      <w:r>
+        <w:t>li</w:t>
+      </w:r>
+      <w:r>
+        <w:t>zación térmica y uso de alcohol</w:t>
       </w:r>
       <w:bookmarkEnd w:id="8"/>
     </w:p>
@@ -4889,7 +4891,7 @@
           <w:rStyle w:val="Extranjerismo"/>
         </w:rPr>
       </w:pPr>
-      <w:bookmarkStart w:id="9" w:name="_Toc204017002"/>
+      <w:bookmarkStart w:id="9" w:name="_Toc204070309"/>
       <w:r>
         <w:lastRenderedPageBreak/>
         <w:t>Escaldado</w:t>
@@ -4908,7 +4910,7 @@
       <w:pPr>
         <w:pStyle w:val="Ttulo2"/>
       </w:pPr>
-      <w:bookmarkStart w:id="10" w:name="_Toc204017003"/>
+      <w:bookmarkStart w:id="10" w:name="_Toc204070310"/>
       <w:r>
         <w:t xml:space="preserve">3.1 </w:t>
       </w:r>
@@ -5058,7 +5060,7 @@
       <w:pPr>
         <w:pStyle w:val="Ttulo2"/>
       </w:pPr>
-      <w:bookmarkStart w:id="11" w:name="_Toc204017004"/>
+      <w:bookmarkStart w:id="11" w:name="_Toc204070311"/>
       <w:r>
         <w:t xml:space="preserve">3.2 </w:t>
       </w:r>
@@ -5097,7 +5099,7 @@
           <w:bCs/>
           <w:lang w:val="es-419" w:eastAsia="es-CO"/>
         </w:rPr>
-        <w:t>ESCALDADO EN AGUA CALIENTE</w:t>
+        <w:t>Escaldado en agua caliente</w:t>
       </w:r>
       <w:r>
         <w:rPr>
@@ -5123,7 +5125,7 @@
           <w:bCs/>
           <w:lang w:val="es-419" w:eastAsia="es-CO"/>
         </w:rPr>
-        <w:t>ESCALDADO POR VAPOR</w:t>
+        <w:t>Escaldado por vapor</w:t>
       </w:r>
       <w:r>
         <w:rPr>
@@ -5551,13 +5553,22 @@
           <w:sz w:val="22"/>
           <w:lang w:eastAsia="es-CO"/>
         </w:rPr>
-        <w:t>Fuente.</w:t>
-      </w:r>
-      <w:r>
-        <w:rPr>
+        <w:t>Fuente</w:t>
+      </w:r>
+      <w:r>
+        <w:rPr>
+          <w:b/>
+          <w:bCs/>
           <w:sz w:val="22"/>
           <w:lang w:eastAsia="es-CO"/>
         </w:rPr>
+        <w:t>:</w:t>
+      </w:r>
+      <w:r>
+        <w:rPr>
+          <w:sz w:val="22"/>
+          <w:lang w:eastAsia="es-CO"/>
+        </w:rPr>
         <w:t xml:space="preserve"> SENA, 2025. </w:t>
       </w:r>
     </w:p>
@@ -5565,12 +5576,12 @@
       <w:pPr>
         <w:pStyle w:val="Ttulo2"/>
       </w:pPr>
-      <w:bookmarkStart w:id="12" w:name="_Toc204017005"/>
+      <w:bookmarkStart w:id="12" w:name="_Toc204070312"/>
       <w:r>
         <w:t xml:space="preserve">3.3 </w:t>
       </w:r>
       <w:r>
-        <w:t>Efectos sobre la textura, color y carga microbiana</w:t>
+        <w:t>Efectos sobre textura, color y carga microbiana</w:t>
       </w:r>
       <w:bookmarkEnd w:id="12"/>
     </w:p>
@@ -5728,7 +5739,7 @@
       <w:pPr>
         <w:pStyle w:val="Ttulo1"/>
       </w:pPr>
-      <w:bookmarkStart w:id="13" w:name="_Toc204017006"/>
+      <w:bookmarkStart w:id="13" w:name="_Toc204070313"/>
       <w:r>
         <w:lastRenderedPageBreak/>
         <w:t>Procesos térmicos</w:t>
@@ -5758,12 +5769,18 @@
       <w:pPr>
         <w:pStyle w:val="Ttulo2"/>
       </w:pPr>
-      <w:bookmarkStart w:id="14" w:name="_Toc204017007"/>
+      <w:bookmarkStart w:id="14" w:name="_Toc204070314"/>
       <w:r>
         <w:t xml:space="preserve">4.1 </w:t>
       </w:r>
       <w:r>
-        <w:t>Parámetros de pa</w:t>
+        <w:t xml:space="preserve">Parámetros de </w:t>
+      </w:r>
+      <w:r>
+        <w:t xml:space="preserve">la </w:t>
+      </w:r>
+      <w:r>
+        <w:t>pa</w:t>
       </w:r>
       <w:r>
         <w:t>steurización y su aplicación</w:t>
@@ -5778,42 +5795,20 @@
         <w:t>La</w:t>
       </w:r>
       <w:r>
-        <w:t xml:space="preserve"> pasteurización consiste en someter los alimentos a temperaturas moderadas, generalmente entre 60 y 95 °C, durante un tiempo controlado, con el fin de destruir microorganismos patógenos y reducir la carga microbiana sin comprometer las propiedades nutricionales y sensoriales del producto (</w:t>
-      </w:r>
-      <w:proofErr w:type="spellStart"/>
-      <w:r>
-        <w:t>Holdsworth</w:t>
-      </w:r>
-      <w:proofErr w:type="spellEnd"/>
-      <w:r>
-        <w:t xml:space="preserve"> &amp; Simpson, 2008).</w:t>
-      </w:r>
-    </w:p>
-    <w:p>
-      <w:pPr>
-        <w:rPr>
-          <w:bCs/>
-        </w:rPr>
-      </w:pPr>
-      <w:r>
-        <w:rPr>
-          <w:bCs/>
-        </w:rPr>
-        <w:t xml:space="preserve">En el caso de frutas en almíbar, por ejemplo, se emplea una temperatura de 85 °C durante 20 minutos, mientras que para mermeladas o jaleas el tiempo es menor, gracias a su alta concentración de azúcar. Este proceso se realiza comúnmente mediante baño María, hornos o túneles térmicos, y debe ejecutarse justo después del envasado para evitar la </w:t>
-      </w:r>
-      <w:proofErr w:type="spellStart"/>
-      <w:r>
-        <w:rPr>
-          <w:bCs/>
-        </w:rPr>
-        <w:t>recontaminación</w:t>
-      </w:r>
-      <w:proofErr w:type="spellEnd"/>
-      <w:r>
-        <w:rPr>
-          <w:bCs/>
-        </w:rPr>
-        <w:t>. Un control riguroso de la temperatura interna del alimento es indispensable para asegurar la efectividad del tratamiento.</w:t>
+        <w:t xml:space="preserve"> pasteurización consiste en someter los alimentos a temperaturas moderadas, generalmente entre 60 y 95 °C, durante un tiempo controlado, con el fin de destruir microorganismos patógenos y reducir la carga microbiana sin comprometer las propiedades nutricionales y sensoriales del producto (Holdsworth &amp; Simpson, 2008).</w:t>
+      </w:r>
+    </w:p>
+    <w:p>
+      <w:pPr>
+        <w:rPr>
+          <w:bCs/>
+        </w:rPr>
+      </w:pPr>
+      <w:r>
+        <w:rPr>
+          <w:bCs/>
+        </w:rPr>
+        <w:t>En el caso de frutas en almíbar, por ejemplo, se emplea una temperatura de 85 °C durante 20 minutos, mientras que para mermeladas o jaleas el tiempo es menor, gracias a su alta concentración de azúcar. Este proceso se realiza comúnmente mediante baño María, hornos o túneles térmicos, y debe ejecutarse justo después del envasado para evitar la recontaminación. Un control riguroso de la temperatura interna del alimento es indispensable para asegurar la efectividad del tratamiento.</w:t>
       </w:r>
     </w:p>
     <w:p>
@@ -5841,7 +5836,7 @@
           <w:b/>
         </w:rPr>
         <w:lastRenderedPageBreak/>
-        <w:t>ETAPAS DE LA PASTEURIZACIÓN EN CONSERVAS</w:t>
+        <w:t>Etapas de la pasteurización en conservas</w:t>
       </w:r>
     </w:p>
     <w:p>
@@ -6136,28 +6131,14 @@
         <w:rPr>
           <w:bCs/>
         </w:rPr>
-        <w:t xml:space="preserve">Este tratamiento debe aplicarse inmediatamente después del llenado para evitar </w:t>
-      </w:r>
-      <w:proofErr w:type="spellStart"/>
-      <w:r>
-        <w:rPr>
-          <w:bCs/>
-        </w:rPr>
-        <w:t>recontaminación</w:t>
-      </w:r>
-      <w:proofErr w:type="spellEnd"/>
-      <w:r>
-        <w:rPr>
-          <w:bCs/>
-        </w:rPr>
-        <w:t>. Es fundamental monitorear la temperatura interna del producto para asegurar una distribución uniforme del calor.</w:t>
+        <w:t>Este tratamiento debe aplicarse inmediatamente después del llenado para evitar recontaminación. Es fundamental monitorear la temperatura interna del producto para asegurar una distribución uniforme del calor.</w:t>
       </w:r>
     </w:p>
     <w:p>
       <w:pPr>
         <w:pStyle w:val="Ttulo2"/>
       </w:pPr>
-      <w:bookmarkStart w:id="15" w:name="_Toc204017008"/>
+      <w:bookmarkStart w:id="15" w:name="_Toc204070315"/>
       <w:r>
         <w:lastRenderedPageBreak/>
         <w:t xml:space="preserve">4.2 </w:t>
@@ -6177,31 +6158,15 @@
       <w:r>
         <w:t xml:space="preserve"> esterilización térmica es un proceso de conservación que aplica temperaturas superiores a 115 °C con el objetivo de destruir microorganismos altamente resistentes al calor, incluidas sus formas esporuladas. Este tratamiento es especialmente crucial para alimentos de baja acidez (pH mayor a 4.5), donde existe riesgo de proliferación de patógenos peligrosos como </w:t>
       </w:r>
-      <w:proofErr w:type="spellStart"/>
       <w:r>
         <w:rPr>
           <w:rStyle w:val="Extranjerismo"/>
+          <w:i/>
+          <w:iCs/>
           <w:lang w:val="es-CO"/>
         </w:rPr>
-        <w:t>Clostridium</w:t>
-      </w:r>
-      <w:proofErr w:type="spellEnd"/>
-      <w:r>
-        <w:rPr>
-          <w:rStyle w:val="Extranjerismo"/>
-          <w:lang w:val="es-CO"/>
-        </w:rPr>
-        <w:t xml:space="preserve"> </w:t>
-      </w:r>
-      <w:proofErr w:type="spellStart"/>
-      <w:r>
-        <w:rPr>
-          <w:rStyle w:val="Extranjerismo"/>
-          <w:lang w:val="es-CO"/>
-        </w:rPr>
-        <w:t>botulinum</w:t>
-      </w:r>
-      <w:proofErr w:type="spellEnd"/>
+        <w:t>Clostridium botulinum</w:t>
+      </w:r>
       <w:r>
         <w:t>, responsable del botulismo, una intoxicación severa de origen alimentario (López-Malo et al., 2021).</w:t>
       </w:r>
@@ -6339,39 +6304,53 @@
     </w:p>
     <w:p>
       <w:r>
-        <w:t>*El valor F₀ representa el tiempo equivalente de letalidad a 121,1 °C requerido para asegurar la esterilidad comercial de un alimento. Este valor permite ajustar los parámetros del proceso térmico según el tipo de producto, el tamaño del envase y la carga microbiana inicial.</w:t>
+        <w:t>*</w:t>
+      </w:r>
+      <w:r>
+        <w:rPr>
+          <w:b/>
+          <w:bCs/>
+        </w:rPr>
+        <w:t>El valor F₀</w:t>
+      </w:r>
+      <w:r>
+        <w:t xml:space="preserve"> representa el tiempo equivalente de letalidad a 121,1 °C requerido para asegurar la esterilidad comercial de un alimento. Este valor permite ajustar los parámetros del proceso térmico según el tipo de producto, el tamaño del envase y la carga microbiana inicial.</w:t>
       </w:r>
     </w:p>
     <w:p>
       <w:r>
         <w:lastRenderedPageBreak/>
-        <w:t xml:space="preserve">*Condiciones estándar: se recomienda una temperatura de 121 °C durante 15 minutos, lo que equivale a un valor F₀ de 3.0, suficiente para garantizar la destrucción de esporas de </w:t>
-      </w:r>
-      <w:proofErr w:type="spellStart"/>
+        <w:t>*</w:t>
+      </w:r>
+      <w:r>
+        <w:rPr>
+          <w:b/>
+          <w:bCs/>
+        </w:rPr>
+        <w:t>Condiciones estándar</w:t>
+      </w:r>
+      <w:r>
+        <w:t xml:space="preserve">: se recomienda una temperatura de 121 °C durante 15 minutos, lo que equivale a un </w:t>
+      </w:r>
+      <w:r>
+        <w:rPr>
+          <w:b/>
+          <w:bCs/>
+        </w:rPr>
+        <w:t>valor F₀ de 3.0</w:t>
+      </w:r>
+      <w:r>
+        <w:t xml:space="preserve">, suficiente para garantizar la destrucción de esporas de </w:t>
+      </w:r>
       <w:r>
         <w:rPr>
           <w:rStyle w:val="Extranjerismo"/>
+          <w:i/>
+          <w:iCs/>
           <w:lang w:val="es-CO"/>
         </w:rPr>
-        <w:t>Clostridium</w:t>
-      </w:r>
-      <w:proofErr w:type="spellEnd"/>
-      <w:r>
-        <w:rPr>
-          <w:rStyle w:val="Extranjerismo"/>
-          <w:lang w:val="es-CO"/>
-        </w:rPr>
-        <w:t xml:space="preserve"> </w:t>
-      </w:r>
-      <w:proofErr w:type="spellStart"/>
-      <w:r>
-        <w:rPr>
-          <w:rStyle w:val="Extranjerismo"/>
-          <w:lang w:val="es-CO"/>
-        </w:rPr>
-        <w:t>botulinum</w:t>
-      </w:r>
-      <w:proofErr w:type="spellEnd"/>
+        <w:t>Clostridium botulinum</w:t>
+      </w:r>
       <w:r>
         <w:t xml:space="preserve"> en vegetales enlatados.</w:t>
       </w:r>
@@ -6443,7 +6422,7 @@
       <w:pPr>
         <w:pStyle w:val="Ttulo2"/>
       </w:pPr>
-      <w:bookmarkStart w:id="16" w:name="_Toc204017009"/>
+      <w:bookmarkStart w:id="16" w:name="_Toc204070316"/>
       <w:r>
         <w:t xml:space="preserve">4.3 </w:t>
       </w:r>
@@ -7056,7 +7035,7 @@
       <w:pPr>
         <w:pStyle w:val="Ttulo1"/>
       </w:pPr>
-      <w:bookmarkStart w:id="17" w:name="_Toc204017010"/>
+      <w:bookmarkStart w:id="17" w:name="_Toc204070317"/>
       <w:r>
         <w:t>Elaboración de conservas</w:t>
       </w:r>
@@ -7085,7 +7064,7 @@
       <w:pPr>
         <w:pStyle w:val="Ttulo2"/>
       </w:pPr>
-      <w:bookmarkStart w:id="18" w:name="_Toc204017011"/>
+      <w:bookmarkStart w:id="18" w:name="_Toc204070318"/>
       <w:r>
         <w:t xml:space="preserve">5.1. </w:t>
       </w:r>
@@ -7126,7 +7105,7 @@
         <w:rPr>
           <w:b/>
         </w:rPr>
-        <w:t>FRUTAS EN ALMÍBAR</w:t>
+        <w:t>Frutas en almíbar</w:t>
       </w:r>
     </w:p>
     <w:p>
@@ -7258,9 +7237,15 @@
       </w:pPr>
       <w:r>
         <w:rPr>
-          <w:bCs/>
-        </w:rPr>
-        <w:t>Ligero: 20–30 % de azúcar</w:t>
+          <w:b/>
+        </w:rPr>
+        <w:t>Ligero:</w:t>
+      </w:r>
+      <w:r>
+        <w:rPr>
+          <w:bCs/>
+        </w:rPr>
+        <w:t xml:space="preserve"> 20–30 % de azúcar</w:t>
       </w:r>
     </w:p>
     <w:p>
@@ -7276,9 +7261,15 @@
       </w:pPr>
       <w:r>
         <w:rPr>
-          <w:bCs/>
-        </w:rPr>
-        <w:t>Medio: 35–40 %</w:t>
+          <w:b/>
+        </w:rPr>
+        <w:t>Medio:</w:t>
+      </w:r>
+      <w:r>
+        <w:rPr>
+          <w:bCs/>
+        </w:rPr>
+        <w:t xml:space="preserve"> 35–40 %</w:t>
       </w:r>
     </w:p>
     <w:p>
@@ -7294,9 +7285,15 @@
       </w:pPr>
       <w:r>
         <w:rPr>
-          <w:bCs/>
-        </w:rPr>
-        <w:t>Espeso: 50 % o más</w:t>
+          <w:b/>
+        </w:rPr>
+        <w:t>Espeso:</w:t>
+      </w:r>
+      <w:r>
+        <w:rPr>
+          <w:bCs/>
+        </w:rPr>
+        <w:t xml:space="preserve"> 50 % o más</w:t>
       </w:r>
     </w:p>
     <w:p>
@@ -7345,7 +7342,7 @@
         <w:rPr>
           <w:b/>
         </w:rPr>
-        <w:t>MERMELADAS</w:t>
+        <w:t>Mermeladas</w:t>
       </w:r>
     </w:p>
     <w:p>
@@ -7447,21 +7444,15 @@
           <w:numId w:val="48"/>
         </w:numPr>
         <w:rPr>
-          <w:bCs/>
-        </w:rPr>
-      </w:pPr>
-      <w:r>
-        <w:rPr>
-          <w:bCs/>
+          <w:b/>
+        </w:rPr>
+      </w:pPr>
+      <w:r>
+        <w:rPr>
+          <w:b/>
         </w:rPr>
         <w:lastRenderedPageBreak/>
-        <w:t>I</w:t>
-      </w:r>
-      <w:r>
-        <w:rPr>
-          <w:bCs/>
-        </w:rPr>
-        <w:t>ncorporación de pectina y ácido:</w:t>
+        <w:t>Incorporación de pectina y ácido:</w:t>
       </w:r>
     </w:p>
     <w:p>
@@ -7513,7 +7504,7 @@
       </w:pPr>
       <w:r>
         <w:rPr>
-          <w:bCs/>
+          <w:b/>
         </w:rPr>
         <w:t>Control del punto de mermelada:</w:t>
       </w:r>
@@ -7579,7 +7570,7 @@
       </w:pPr>
       <w:r>
         <w:rPr>
-          <w:bCs/>
+          <w:b/>
         </w:rPr>
         <w:t>Envasado y pasteurización:</w:t>
       </w:r>
@@ -7606,7 +7597,7 @@
         <w:rPr>
           <w:b/>
         </w:rPr>
-        <w:t>JALEAS</w:t>
+        <w:t>Jaleas</w:t>
       </w:r>
     </w:p>
     <w:p>
@@ -7752,7 +7743,7 @@
       <w:pPr>
         <w:pStyle w:val="Ttulo2"/>
       </w:pPr>
-      <w:bookmarkStart w:id="19" w:name="_Toc204017012"/>
+      <w:bookmarkStart w:id="19" w:name="_Toc204070319"/>
       <w:r>
         <w:lastRenderedPageBreak/>
         <w:t xml:space="preserve">5.2 </w:t>
@@ -7802,7 +7793,7 @@
           <w:bCs/>
           <w:lang w:val="es-419" w:eastAsia="es-CO"/>
         </w:rPr>
-        <w:t>VEGETALES EN SALMUERA</w:t>
+        <w:t>Vegetales en salmuera</w:t>
       </w:r>
     </w:p>
     <w:p>
@@ -7972,7 +7963,7 @@
           <w:bCs/>
           <w:lang w:val="es-419" w:eastAsia="es-CO"/>
         </w:rPr>
-        <w:t>ENCURTIDOS</w:t>
+        <w:t>Encurtidos</w:t>
       </w:r>
     </w:p>
     <w:p>
@@ -8131,7 +8122,7 @@
           <w:bCs/>
           <w:lang w:val="es-419" w:eastAsia="es-CO"/>
         </w:rPr>
-        <w:t>VEGETALES AGRIDULCES</w:t>
+        <w:t>Vegetales agridulces</w:t>
       </w:r>
     </w:p>
     <w:p>
@@ -8149,6 +8140,8 @@
       <w:r>
         <w:rPr>
           <w:rStyle w:val="Extranjerismo"/>
+          <w:i/>
+          <w:iCs/>
           <w:lang w:val="es-CO"/>
         </w:rPr>
         <w:t>gourmet</w:t>
@@ -8280,9 +8273,8 @@
       <w:pPr>
         <w:pStyle w:val="Ttulo2"/>
       </w:pPr>
-      <w:bookmarkStart w:id="20" w:name="_Toc204017013"/>
-      <w:r>
-        <w:lastRenderedPageBreak/>
+      <w:bookmarkStart w:id="20" w:name="_Toc204070320"/>
+      <w:r>
         <w:t xml:space="preserve">5.3 </w:t>
       </w:r>
       <w:r>
@@ -8462,7 +8454,6 @@
           <w:bCs/>
           <w:lang w:val="es-419" w:eastAsia="es-CO"/>
         </w:rPr>
-        <w:lastRenderedPageBreak/>
         <w:t>Mejorar la textura y apariencia del producto</w:t>
       </w:r>
     </w:p>
@@ -8521,6 +8512,11 @@
     </w:p>
     <w:p>
       <w:pPr>
+        <w:pStyle w:val="Prrafodelista"/>
+        <w:numPr>
+          <w:ilvl w:val="0"/>
+          <w:numId w:val="58"/>
+        </w:numPr>
         <w:rPr>
           <w:lang w:val="es-419" w:eastAsia="es-CO"/>
         </w:rPr>
@@ -8870,7 +8866,6 @@
               <w:rPr>
                 <w:szCs w:val="24"/>
               </w:rPr>
-              <w:lastRenderedPageBreak/>
               <w:t>Vinagre</w:t>
             </w:r>
           </w:p>
@@ -8961,7 +8956,14 @@
           <w:sz w:val="22"/>
           <w:lang w:val="es-419" w:eastAsia="es-CO"/>
         </w:rPr>
-        <w:t>. SENA, 2025.</w:t>
+        <w:t>:</w:t>
+      </w:r>
+      <w:r>
+        <w:rPr>
+          <w:sz w:val="22"/>
+          <w:lang w:val="es-419" w:eastAsia="es-CO"/>
+        </w:rPr>
+        <w:t xml:space="preserve"> SENA, 2025.</w:t>
       </w:r>
     </w:p>
     <w:p>
@@ -9003,7 +9005,7 @@
       <w:pPr>
         <w:pStyle w:val="Ttulo1"/>
       </w:pPr>
-      <w:bookmarkStart w:id="21" w:name="_Toc204017014"/>
+      <w:bookmarkStart w:id="21" w:name="_Toc204070321"/>
       <w:r>
         <w:t>Preparación específica</w:t>
       </w:r>
@@ -9098,7 +9100,7 @@
       <w:pPr>
         <w:pStyle w:val="Ttulo2"/>
       </w:pPr>
-      <w:bookmarkStart w:id="22" w:name="_Toc204017015"/>
+      <w:bookmarkStart w:id="22" w:name="_Toc204070322"/>
       <w:r>
         <w:t xml:space="preserve">6.1 </w:t>
       </w:r>
@@ -9203,7 +9205,6 @@
           <w:bCs/>
           <w:lang w:val="es-419" w:eastAsia="es-CO"/>
         </w:rPr>
-        <w:lastRenderedPageBreak/>
         <w:t>Conservantes</w:t>
       </w:r>
       <w:r>
@@ -9234,9 +9235,17 @@
       </w:pPr>
       <w:r>
         <w:rPr>
-          <w:lang w:val="es-419" w:eastAsia="es-CO"/>
-        </w:rPr>
-        <w:t>Azúcar: utilizada en conservas dulces (almíbares, jaleas y mermeladas), reduce la actividad de agua, dificultando el desarrollo microbiano.</w:t>
+          <w:b/>
+          <w:bCs/>
+          <w:lang w:val="es-419" w:eastAsia="es-CO"/>
+        </w:rPr>
+        <w:t>Azúcar:</w:t>
+      </w:r>
+      <w:r>
+        <w:rPr>
+          <w:lang w:val="es-419" w:eastAsia="es-CO"/>
+        </w:rPr>
+        <w:t xml:space="preserve"> utilizada en conservas dulces (almíbares, jaleas y mermeladas), reduce la actividad de agua, dificultando el desarrollo microbiano.</w:t>
       </w:r>
     </w:p>
     <w:p>
@@ -9252,9 +9261,17 @@
       </w:pPr>
       <w:r>
         <w:rPr>
-          <w:lang w:val="es-419" w:eastAsia="es-CO"/>
-        </w:rPr>
-        <w:t>Sal: en productos en salmuera o encurtidos, ayuda a conservar al disminuir la actividad de agua.</w:t>
+          <w:b/>
+          <w:bCs/>
+          <w:lang w:val="es-419" w:eastAsia="es-CO"/>
+        </w:rPr>
+        <w:t>Sal:</w:t>
+      </w:r>
+      <w:r>
+        <w:rPr>
+          <w:lang w:val="es-419" w:eastAsia="es-CO"/>
+        </w:rPr>
+        <w:t xml:space="preserve"> en productos en salmuera o encurtidos, ayuda a conservar al disminuir la actividad de agua.</w:t>
       </w:r>
     </w:p>
     <w:p>
@@ -9270,9 +9287,17 @@
       </w:pPr>
       <w:r>
         <w:rPr>
-          <w:lang w:val="es-419" w:eastAsia="es-CO"/>
-        </w:rPr>
-        <w:t>Vinagre: su acidez natural inhibe microorganismos, siendo ideal para encurtidos y conservas ácidas.</w:t>
+          <w:b/>
+          <w:bCs/>
+          <w:lang w:val="es-419" w:eastAsia="es-CO"/>
+        </w:rPr>
+        <w:t>Vinagre:</w:t>
+      </w:r>
+      <w:r>
+        <w:rPr>
+          <w:lang w:val="es-419" w:eastAsia="es-CO"/>
+        </w:rPr>
+        <w:t xml:space="preserve"> su acidez natural inhibe microorganismos, siendo ideal para encurtidos y conservas ácidas.</w:t>
       </w:r>
     </w:p>
     <w:p>
@@ -9288,9 +9313,17 @@
       </w:pPr>
       <w:r>
         <w:rPr>
-          <w:lang w:val="es-419" w:eastAsia="es-CO"/>
-        </w:rPr>
-        <w:t>Especias: como laurel, clavo, canela, jengibre, ajo o pimienta no solo aportan aroma y sabor, sino también propiedades antimicrobianas.</w:t>
+          <w:b/>
+          <w:bCs/>
+          <w:lang w:val="es-419" w:eastAsia="es-CO"/>
+        </w:rPr>
+        <w:t>Especias:</w:t>
+      </w:r>
+      <w:r>
+        <w:rPr>
+          <w:lang w:val="es-419" w:eastAsia="es-CO"/>
+        </w:rPr>
+        <w:t xml:space="preserve"> como laurel, clavo, canela, jengibre, ajo o pimienta no solo aportan aroma y sabor, sino también propiedades antimicrobianas.</w:t>
       </w:r>
     </w:p>
     <w:p>
@@ -9323,9 +9356,17 @@
       </w:pPr>
       <w:r>
         <w:rPr>
-          <w:lang w:val="es-419" w:eastAsia="es-CO"/>
-        </w:rPr>
-        <w:t>Pectina (natural o añadida): es clave en mermeladas y jaleas, ya que aporta la textura gelatinosa deseada.</w:t>
+          <w:b/>
+          <w:bCs/>
+          <w:lang w:val="es-419" w:eastAsia="es-CO"/>
+        </w:rPr>
+        <w:t>Pectina (natural o añadida):</w:t>
+      </w:r>
+      <w:r>
+        <w:rPr>
+          <w:lang w:val="es-419" w:eastAsia="es-CO"/>
+        </w:rPr>
+        <w:t xml:space="preserve"> es clave en mermeladas y jaleas, ya que aporta la textura gelatinosa deseada.</w:t>
       </w:r>
     </w:p>
     <w:p>
@@ -9341,9 +9382,17 @@
       </w:pPr>
       <w:r>
         <w:rPr>
-          <w:lang w:val="es-419" w:eastAsia="es-CO"/>
-        </w:rPr>
-        <w:t>Ácido cítrico: ayuda a ajustar la acidez, mejora la conservación y protege el color de los alimentos.</w:t>
+          <w:b/>
+          <w:bCs/>
+          <w:lang w:val="es-419" w:eastAsia="es-CO"/>
+        </w:rPr>
+        <w:t>Ácido cítrico:</w:t>
+      </w:r>
+      <w:r>
+        <w:rPr>
+          <w:lang w:val="es-419" w:eastAsia="es-CO"/>
+        </w:rPr>
+        <w:t xml:space="preserve"> ayuda a ajustar la acidez, mejora la conservación y protege el color de los alimentos.</w:t>
       </w:r>
     </w:p>
     <w:p>
@@ -9359,9 +9408,17 @@
       </w:pPr>
       <w:r>
         <w:rPr>
-          <w:lang w:val="es-419" w:eastAsia="es-CO"/>
-        </w:rPr>
-        <w:t>Agua potable tratada: se utiliza en la preparación de líquidos de cobertura. Es indispensable que cumpla con los estándares de calidad para consumo humano.</w:t>
+          <w:b/>
+          <w:bCs/>
+          <w:lang w:val="es-419" w:eastAsia="es-CO"/>
+        </w:rPr>
+        <w:t>Agua potable tratada:</w:t>
+      </w:r>
+      <w:r>
+        <w:rPr>
+          <w:lang w:val="es-419" w:eastAsia="es-CO"/>
+        </w:rPr>
+        <w:t xml:space="preserve"> se utiliza en la preparación de líquidos de cobertura. Es indispensable que cumpla con los estándares de calidad para consumo humano.</w:t>
       </w:r>
     </w:p>
     <w:p>
@@ -9410,7 +9467,6 @@
           <w:bCs/>
           <w:lang w:val="es-419" w:eastAsia="es-CO"/>
         </w:rPr>
-        <w:lastRenderedPageBreak/>
         <w:t>Lavado y selección</w:t>
       </w:r>
       <w:r>
@@ -9728,9 +9784,8 @@
       <w:pPr>
         <w:pStyle w:val="Ttulo2"/>
       </w:pPr>
-      <w:bookmarkStart w:id="23" w:name="_Toc204017016"/>
-      <w:r>
-        <w:lastRenderedPageBreak/>
+      <w:bookmarkStart w:id="23" w:name="_Toc204070323"/>
+      <w:r>
         <w:t xml:space="preserve">6.2 </w:t>
       </w:r>
       <w:r>
@@ -9986,7 +10041,6 @@
           <w:szCs w:val="28"/>
           <w:lang w:val="es-419" w:eastAsia="es-CO"/>
         </w:rPr>
-        <w:lastRenderedPageBreak/>
         <w:t>A continuación, se presentan tres ejemplos comunes de cómo se pueden integrar métodos físicos, químicos y biológicos para lograr conservas más seguras y duraderas:</w:t>
       </w:r>
     </w:p>
@@ -10157,6 +10211,8 @@
       <w:r>
         <w:rPr>
           <w:rStyle w:val="Extranjerismo"/>
+          <w:i/>
+          <w:iCs/>
           <w:lang w:val="es-419" w:eastAsia="es-CO"/>
         </w:rPr>
         <w:t>gourmet</w:t>
@@ -10220,9 +10276,8 @@
       <w:pPr>
         <w:pStyle w:val="Ttulo1"/>
       </w:pPr>
-      <w:bookmarkStart w:id="24" w:name="_Toc204017017"/>
-      <w:r>
-        <w:lastRenderedPageBreak/>
+      <w:bookmarkStart w:id="24" w:name="_Toc204070324"/>
+      <w:r>
         <w:t>Calidad e inocuidad</w:t>
       </w:r>
       <w:bookmarkEnd w:id="24"/>
@@ -10257,9 +10312,21 @@
       <w:pPr>
         <w:pStyle w:val="Ttulo2"/>
       </w:pPr>
-      <w:bookmarkStart w:id="25" w:name="_Toc204017018"/>
-      <w:r>
-        <w:t>7.1 Buenas prácticas de manufactura (BMP)</w:t>
+      <w:bookmarkStart w:id="25" w:name="_Toc204070325"/>
+      <w:r>
+        <w:t xml:space="preserve">7.1 Buenas </w:t>
+      </w:r>
+      <w:r>
+        <w:t>P</w:t>
+      </w:r>
+      <w:r>
+        <w:t xml:space="preserve">rácticas de </w:t>
+      </w:r>
+      <w:r>
+        <w:t>M</w:t>
+      </w:r>
+      <w:r>
+        <w:t>anufactura (BMP)</w:t>
       </w:r>
       <w:bookmarkEnd w:id="25"/>
     </w:p>
@@ -10430,7 +10497,6 @@
           <w:bCs/>
           <w:lang w:val="es-419" w:eastAsia="es-CO"/>
         </w:rPr>
-        <w:lastRenderedPageBreak/>
         <w:t>Trazabilidad y documentación</w:t>
       </w:r>
       <w:r>
@@ -10496,7 +10562,7 @@
       <w:pPr>
         <w:pStyle w:val="Ttulo2"/>
       </w:pPr>
-      <w:bookmarkStart w:id="26" w:name="_Toc204017019"/>
+      <w:bookmarkStart w:id="26" w:name="_Toc204070326"/>
       <w:r>
         <w:t xml:space="preserve">7.2. </w:t>
       </w:r>
@@ -10599,7 +10665,23 @@
           <w:bCs/>
           <w:lang w:val="es-419" w:eastAsia="es-CO"/>
         </w:rPr>
-        <w:t>Esterilización/ pasteurización</w:t>
+        <w:t>Esterilización</w:t>
+      </w:r>
+      <w:r>
+        <w:rPr>
+          <w:b/>
+          <w:bCs/>
+          <w:lang w:val="es-419" w:eastAsia="es-CO"/>
+        </w:rPr>
+        <w:t xml:space="preserve"> </w:t>
+      </w:r>
+      <w:r>
+        <w:rPr>
+          <w:b/>
+          <w:bCs/>
+          <w:lang w:val="es-419" w:eastAsia="es-CO"/>
+        </w:rPr>
+        <w:t>/ pasteurización</w:t>
       </w:r>
       <w:r>
         <w:rPr>
@@ -10630,14 +10712,7 @@
         <w:rPr>
           <w:lang w:val="es-419" w:eastAsia="es-CO"/>
         </w:rPr>
-        <w:t xml:space="preserve">El sistema HACCP no solo identifica los riesgos que pueden afectar la inocuidad de los alimentos, sino que también establece acciones sistemáticas para prevenir, controlar y corregir cualquier desviación que pueda comprometer la seguridad del producto. Estas acciones se implementan de forma organizada a lo largo del proceso de producción y permiten garantizar que las conservas elaboradas cumplan con los </w:t>
-      </w:r>
-      <w:r>
-        <w:rPr>
-          <w:lang w:val="es-419" w:eastAsia="es-CO"/>
-        </w:rPr>
-        <w:lastRenderedPageBreak/>
-        <w:t>estándares sanitarios exigidos. A continuación, se describen las principales actividades que forman parte de este sistema de control preventivo:</w:t>
+        <w:t>El sistema HACCP no solo identifica los riesgos que pueden afectar la inocuidad de los alimentos, sino que también establece acciones sistemáticas para prevenir, controlar y corregir cualquier desviación que pueda comprometer la seguridad del producto. Estas acciones se implementan de forma organizada a lo largo del proceso de producción y permiten garantizar que las conservas elaboradas cumplan con los estándares sanitarios exigidos. A continuación, se describen las principales actividades que forman parte de este sistema de control preventivo:</w:t>
       </w:r>
     </w:p>
     <w:p>
@@ -10772,9 +10847,8 @@
       <w:pPr>
         <w:pStyle w:val="Ttulo2"/>
       </w:pPr>
-      <w:bookmarkStart w:id="27" w:name="_Toc204017020"/>
-      <w:r>
-        <w:lastRenderedPageBreak/>
+      <w:bookmarkStart w:id="27" w:name="_Toc204070327"/>
+      <w:r>
         <w:t>7.3 Evaluación fisicoquímica y sensorial</w:t>
       </w:r>
       <w:bookmarkEnd w:id="27"/>
@@ -10978,7 +11052,6 @@
           <w:bCs/>
           <w:lang w:val="es-419" w:eastAsia="es-CO"/>
         </w:rPr>
-        <w:lastRenderedPageBreak/>
         <w:t>Aspectos evaluados:</w:t>
       </w:r>
     </w:p>
@@ -10995,9 +11068,17 @@
       </w:pPr>
       <w:r>
         <w:rPr>
-          <w:lang w:val="es-419" w:eastAsia="es-CO"/>
-        </w:rPr>
-        <w:t>Apariencia: color, brillo y claridad.</w:t>
+          <w:b/>
+          <w:bCs/>
+          <w:lang w:val="es-419" w:eastAsia="es-CO"/>
+        </w:rPr>
+        <w:t>Apariencia:</w:t>
+      </w:r>
+      <w:r>
+        <w:rPr>
+          <w:lang w:val="es-419" w:eastAsia="es-CO"/>
+        </w:rPr>
+        <w:t xml:space="preserve"> color, brillo y claridad.</w:t>
       </w:r>
     </w:p>
     <w:p>
@@ -11013,9 +11094,17 @@
       </w:pPr>
       <w:r>
         <w:rPr>
-          <w:lang w:val="es-419" w:eastAsia="es-CO"/>
-        </w:rPr>
-        <w:t>Aroma: intensidad, naturalidad y frescura.</w:t>
+          <w:b/>
+          <w:bCs/>
+          <w:lang w:val="es-419" w:eastAsia="es-CO"/>
+        </w:rPr>
+        <w:t>Aroma:</w:t>
+      </w:r>
+      <w:r>
+        <w:rPr>
+          <w:lang w:val="es-419" w:eastAsia="es-CO"/>
+        </w:rPr>
+        <w:t xml:space="preserve"> intensidad, naturalidad y frescura.</w:t>
       </w:r>
     </w:p>
     <w:p>
@@ -11031,9 +11120,17 @@
       </w:pPr>
       <w:r>
         <w:rPr>
-          <w:lang w:val="es-419" w:eastAsia="es-CO"/>
-        </w:rPr>
-        <w:t>Sabor: dulzor, acidez y equilibrio.</w:t>
+          <w:b/>
+          <w:bCs/>
+          <w:lang w:val="es-419" w:eastAsia="es-CO"/>
+        </w:rPr>
+        <w:t>Sabor:</w:t>
+      </w:r>
+      <w:r>
+        <w:rPr>
+          <w:lang w:val="es-419" w:eastAsia="es-CO"/>
+        </w:rPr>
+        <w:t xml:space="preserve"> dulzor, acidez y equilibrio.</w:t>
       </w:r>
     </w:p>
     <w:p>
@@ -11049,9 +11146,17 @@
       </w:pPr>
       <w:r>
         <w:rPr>
-          <w:lang w:val="es-419" w:eastAsia="es-CO"/>
-        </w:rPr>
-        <w:t>Textura: firmeza, untuosidad y fluidez.</w:t>
+          <w:b/>
+          <w:bCs/>
+          <w:lang w:val="es-419" w:eastAsia="es-CO"/>
+        </w:rPr>
+        <w:t>Textura:</w:t>
+      </w:r>
+      <w:r>
+        <w:rPr>
+          <w:lang w:val="es-419" w:eastAsia="es-CO"/>
+        </w:rPr>
+        <w:t xml:space="preserve"> firmeza, untuosidad y fluidez.</w:t>
       </w:r>
     </w:p>
     <w:p>
@@ -11073,9 +11178,8 @@
       <w:pPr>
         <w:pStyle w:val="Ttulo1"/>
       </w:pPr>
-      <w:bookmarkStart w:id="28" w:name="_Toc204017021"/>
-      <w:r>
-        <w:lastRenderedPageBreak/>
+      <w:bookmarkStart w:id="28" w:name="_Toc204070328"/>
+      <w:r>
         <w:t>Valor agregado, mejora e innovación</w:t>
       </w:r>
       <w:bookmarkEnd w:id="28"/>
@@ -11097,7 +11201,7 @@
       <w:pPr>
         <w:pStyle w:val="Ttulo2"/>
       </w:pPr>
-      <w:bookmarkStart w:id="29" w:name="_Toc204017022"/>
+      <w:bookmarkStart w:id="29" w:name="_Toc204070329"/>
       <w:r>
         <w:t>8.1 Aportes de valor al producto de conserva</w:t>
       </w:r>
@@ -11234,6 +11338,8 @@
       <w:r>
         <w:rPr>
           <w:rStyle w:val="Extranjerismo"/>
+          <w:i/>
+          <w:iCs/>
           <w:lang w:val="es-419" w:eastAsia="es-CO"/>
         </w:rPr>
         <w:t>gourmet</w:t>
@@ -11249,9 +11355,8 @@
       <w:pPr>
         <w:pStyle w:val="Ttulo2"/>
       </w:pPr>
-      <w:bookmarkStart w:id="30" w:name="_Toc204017023"/>
-      <w:r>
-        <w:lastRenderedPageBreak/>
+      <w:bookmarkStart w:id="30" w:name="_Toc204070330"/>
+      <w:r>
         <w:t>8.2 Propuestas innovadoras</w:t>
       </w:r>
       <w:bookmarkEnd w:id="30"/>
@@ -11351,7 +11456,7 @@
       <w:pPr>
         <w:pStyle w:val="Ttulo2"/>
       </w:pPr>
-      <w:bookmarkStart w:id="31" w:name="_Toc204017024"/>
+      <w:bookmarkStart w:id="31" w:name="_Toc204070331"/>
       <w:r>
         <w:t>8.3 Normatividad y etiquetado</w:t>
       </w:r>
@@ -11430,18 +11535,13 @@
         <w:rPr>
           <w:lang w:val="es-419" w:eastAsia="es-CO"/>
         </w:rPr>
-        <w:t xml:space="preserve">l nombre del producto debe ser claramente visible, legible y representar fielmente el contenido. Es fundamental que sea atractivo y fácil de identificar para el consumidor. Un </w:t>
-      </w:r>
-      <w:r>
-        <w:rPr>
-          <w:lang w:val="es-419" w:eastAsia="es-CO"/>
-        </w:rPr>
-        <w:lastRenderedPageBreak/>
-        <w:t xml:space="preserve">buen nombre facilita el reconocimiento de marca y puede incluir descriptores que indiquen la variedad o características especiales, como “Conserva de mango orgánico” o “Mermelada </w:t>
+        <w:t xml:space="preserve">l nombre del producto debe ser claramente visible, legible y representar fielmente el contenido. Es fundamental que sea atractivo y fácil de identificar para el consumidor. Un buen nombre facilita el reconocimiento de marca y puede incluir descriptores que indiquen la variedad o características especiales, como “Conserva de mango orgánico” o “Mermelada </w:t>
       </w:r>
       <w:r>
         <w:rPr>
           <w:rStyle w:val="Extranjerismo"/>
+          <w:i/>
+          <w:iCs/>
           <w:lang w:val="es-419" w:eastAsia="es-CO"/>
         </w:rPr>
         <w:t>gourmet</w:t>
@@ -11625,9 +11725,8 @@
       <w:pPr>
         <w:pStyle w:val="Titulosgenerales"/>
       </w:pPr>
-      <w:bookmarkStart w:id="32" w:name="_Toc204017025"/>
-      <w:r>
-        <w:lastRenderedPageBreak/>
+      <w:bookmarkStart w:id="32" w:name="_Toc204070332"/>
+      <w:r>
         <w:t>Síntesis</w:t>
       </w:r>
       <w:bookmarkEnd w:id="32"/>
@@ -11684,20 +11783,55 @@
         <w:rPr>
           <w:lang w:val="es-419" w:eastAsia="es-CO"/>
         </w:rPr>
-        <w:t xml:space="preserve">La documentación aborda la elaboración práctica de diferentes tipos de conservas, como mermeladas, encurtidos y vegetales en salmuera, y el uso de líquidos de cobertura. Para fortalecer la aplicación de estos conceptos, se detallan los aspectos de calidad e inocuidad como las buenas prácticas de manufactura (BPM), control de puntos críticos, y la evaluación fisicoquímica y sensorial del producto final. </w:t>
-      </w:r>
-    </w:p>
-    <w:p>
-      <w:pPr>
-        <w:rPr>
-          <w:lang w:val="es-419" w:eastAsia="es-CO"/>
-        </w:rPr>
-      </w:pPr>
-      <w:r>
-        <w:rPr>
-          <w:lang w:val="es-419" w:eastAsia="es-CO"/>
-        </w:rPr>
-        <w:lastRenderedPageBreak/>
+        <w:t xml:space="preserve">La documentación aborda la elaboración práctica de diferentes tipos de conservas, como mermeladas, encurtidos y vegetales en salmuera, y el uso de líquidos de cobertura. Para fortalecer la aplicación de estos conceptos, se detallan los aspectos de calidad e inocuidad como las </w:t>
+      </w:r>
+      <w:r>
+        <w:rPr>
+          <w:lang w:val="es-419" w:eastAsia="es-CO"/>
+        </w:rPr>
+        <w:t>B</w:t>
+      </w:r>
+      <w:r>
+        <w:rPr>
+          <w:lang w:val="es-419" w:eastAsia="es-CO"/>
+        </w:rPr>
+        <w:t xml:space="preserve">uenas </w:t>
+      </w:r>
+      <w:r>
+        <w:rPr>
+          <w:lang w:val="es-419" w:eastAsia="es-CO"/>
+        </w:rPr>
+        <w:t>P</w:t>
+      </w:r>
+      <w:r>
+        <w:rPr>
+          <w:lang w:val="es-419" w:eastAsia="es-CO"/>
+        </w:rPr>
+        <w:t xml:space="preserve">rácticas de </w:t>
+      </w:r>
+      <w:r>
+        <w:rPr>
+          <w:lang w:val="es-419" w:eastAsia="es-CO"/>
+        </w:rPr>
+        <w:t>M</w:t>
+      </w:r>
+      <w:r>
+        <w:rPr>
+          <w:lang w:val="es-419" w:eastAsia="es-CO"/>
+        </w:rPr>
+        <w:t xml:space="preserve">anufactura (BPM), control de puntos críticos, y la evaluación fisicoquímica y sensorial del producto final. </w:t>
+      </w:r>
+    </w:p>
+    <w:p>
+      <w:pPr>
+        <w:rPr>
+          <w:lang w:val="es-419" w:eastAsia="es-CO"/>
+        </w:rPr>
+      </w:pPr>
+      <w:r>
+        <w:rPr>
+          <w:lang w:val="es-419" w:eastAsia="es-CO"/>
+        </w:rPr>
         <w:t>Finalmente, se analiza el valor agregado, la mejora e innovación en productos de conserva, incluyendo propuestas creativas, normatividad vigente y aspectos de etiquetado para su comercialización</w:t>
       </w:r>
       <w:r>
@@ -11716,13 +11850,19 @@
       <w:r>
         <w:rPr>
           <w:noProof/>
+        </w:rPr>
+        <w:t xml:space="preserve"> </w:t>
+      </w:r>
+      <w:r>
+        <w:rPr>
+          <w:noProof/>
           <w:lang w:val="es-419" w:eastAsia="es-CO"/>
         </w:rPr>
         <w:drawing>
-          <wp:inline distT="0" distB="0" distL="0" distR="0" wp14:anchorId="2D05671D" wp14:editId="16FA7B3B">
-            <wp:extent cx="5752214" cy="3590231"/>
-            <wp:effectExtent l="0" t="0" r="1270" b="4445"/>
-            <wp:docPr id="212285783" name="Imagen 1" descr="El componente formativo “Métodos de conservación y preparación de conservas de frutas y verduras” ofrece una aproximación integral a los conocimientos fundamentales sobre la preservación de alimentos y las técnicas de transformación de frutas y verduras. &#10;Este módulo analiza detalladamente los fundamentos de la conservación, resaltando su importancia en cuanto a la inocuidad, prolongación de la vida útil y mantenimiento de las características sensoriales y nutricionales de los productos, y se desglosan los factores que intervienen en la elección del método de conservación más adecuado. &#10;Asimismo, se estudian los principales métodos físicos, químicos y térmicos como la refrigeración, deshidratación, escaldado, pasteurización, esterilización y uso de líquidos de cobertura. &#10;La propuesta profundiza en los procedimientos específicos para la elaboración de conservas dulces y saladas, así como en el control de calidad a lo largo del proceso. &#10;Además, se destacan las buenas prácticas de manufactura y los controles en puntos críticos, junto con los criterios de evaluación fisicoquímica y sensorial, enfatizando su aplicación para garantizar productos seguros, estables y competitivos en el mercado."/>
+          <wp:inline distT="0" distB="0" distL="0" distR="0" wp14:anchorId="30E8CC0A" wp14:editId="4C6B1889">
+            <wp:extent cx="6332220" cy="3336290"/>
+            <wp:effectExtent l="0" t="0" r="5080" b="3810"/>
+            <wp:docPr id="1449156856" name="Imagen 1"/>
             <wp:cNvGraphicFramePr>
               <a:graphicFrameLocks xmlns:a="http://schemas.openxmlformats.org/drawingml/2006/main" noChangeAspect="1"/>
             </wp:cNvGraphicFramePr>
@@ -11730,7 +11870,7 @@
               <a:graphicData uri="http://schemas.openxmlformats.org/drawingml/2006/picture">
                 <pic:pic xmlns:pic="http://schemas.openxmlformats.org/drawingml/2006/picture">
                   <pic:nvPicPr>
-                    <pic:cNvPr id="212285783" name="Imagen 1" descr="El componente formativo “Métodos de conservación y preparación de conservas de frutas y verduras” ofrece una aproximación integral a los conocimientos fundamentales sobre la preservación de alimentos y las técnicas de transformación de frutas y verduras. &#10;Este módulo analiza detalladamente los fundamentos de la conservación, resaltando su importancia en cuanto a la inocuidad, prolongación de la vida útil y mantenimiento de las características sensoriales y nutricionales de los productos, y se desglosan los factores que intervienen en la elección del método de conservación más adecuado. &#10;Asimismo, se estudian los principales métodos físicos, químicos y térmicos como la refrigeración, deshidratación, escaldado, pasteurización, esterilización y uso de líquidos de cobertura. &#10;La propuesta profundiza en los procedimientos específicos para la elaboración de conservas dulces y saladas, así como en el control de calidad a lo largo del proceso. &#10;Además, se destacan las buenas prácticas de manufactura y los controles en puntos críticos, junto con los criterios de evaluación fisicoquímica y sensorial, enfatizando su aplicación para garantizar productos seguros, estables y competitivos en el mercado."/>
+                    <pic:cNvPr id="1449156856" name=""/>
                     <pic:cNvPicPr/>
                   </pic:nvPicPr>
                   <pic:blipFill>
@@ -11742,7 +11882,7 @@
                   <pic:spPr>
                     <a:xfrm>
                       <a:off x="0" y="0"/>
-                      <a:ext cx="5769136" cy="3600793"/>
+                      <a:ext cx="6332220" cy="3336290"/>
                     </a:xfrm>
                     <a:prstGeom prst="rect">
                       <a:avLst/>
@@ -11794,9 +11934,8 @@
       <w:pPr>
         <w:pStyle w:val="Titulosgenerales"/>
       </w:pPr>
-      <w:bookmarkStart w:id="33" w:name="_Toc204017026"/>
-      <w:r>
-        <w:lastRenderedPageBreak/>
+      <w:bookmarkStart w:id="33" w:name="_Toc204070333"/>
+      <w:r>
         <w:t>Glosario</w:t>
       </w:r>
       <w:bookmarkEnd w:id="33"/>
@@ -12136,7 +12275,6 @@
           <w:szCs w:val="28"/>
           <w:lang w:val="es-419"/>
         </w:rPr>
-        <w:lastRenderedPageBreak/>
         <w:t>Inocuidad:</w:t>
       </w:r>
       <w:r>
@@ -12374,9 +12512,8 @@
       <w:pPr>
         <w:pStyle w:val="Titulosgenerales"/>
       </w:pPr>
-      <w:bookmarkStart w:id="34" w:name="_Toc204017027"/>
-      <w:r>
-        <w:lastRenderedPageBreak/>
+      <w:bookmarkStart w:id="34" w:name="_Toc204070334"/>
+      <w:r>
         <w:t>Material complementario</w:t>
       </w:r>
       <w:bookmarkEnd w:id="34"/>
@@ -12702,9 +12839,8 @@
       <w:pPr>
         <w:pStyle w:val="Titulosgenerales"/>
       </w:pPr>
-      <w:bookmarkStart w:id="35" w:name="_Toc204017028"/>
-      <w:r>
-        <w:lastRenderedPageBreak/>
+      <w:bookmarkStart w:id="35" w:name="_Toc204070335"/>
+      <w:r>
         <w:t>Referencias bibliográficas</w:t>
       </w:r>
       <w:bookmarkEnd w:id="35"/>
@@ -12786,23 +12922,7 @@
           <w:color w:val="000000" w:themeColor="text1"/>
           <w:lang w:eastAsia="es-CO"/>
         </w:rPr>
-        <w:t xml:space="preserve">López-Malo, A., Palou, E., &amp; </w:t>
-      </w:r>
-      <w:proofErr w:type="spellStart"/>
-      <w:r>
-        <w:rPr>
-          <w:color w:val="000000" w:themeColor="text1"/>
-          <w:lang w:eastAsia="es-CO"/>
-        </w:rPr>
-        <w:t>Welti</w:t>
-      </w:r>
-      <w:proofErr w:type="spellEnd"/>
-      <w:r>
-        <w:rPr>
-          <w:color w:val="000000" w:themeColor="text1"/>
-          <w:lang w:eastAsia="es-CO"/>
-        </w:rPr>
-        <w:t xml:space="preserve">-Chanes, J. (2021). </w:t>
+        <w:t xml:space="preserve">López-Malo, A., Palou, E., &amp; Welti-Chanes, J. (2021). </w:t>
       </w:r>
       <w:r>
         <w:rPr>
@@ -12940,47 +13060,13 @@
           <w:lang w:val="es-419" w:eastAsia="es-CO"/>
         </w:rPr>
       </w:pPr>
-      <w:proofErr w:type="spellStart"/>
       <w:r>
         <w:rPr>
           <w:rStyle w:val="Extranjerismo"/>
           <w:lang w:val="es-CO" w:eastAsia="es-CO"/>
         </w:rPr>
-        <w:t>University</w:t>
-      </w:r>
-      <w:proofErr w:type="spellEnd"/>
-      <w:r>
-        <w:rPr>
-          <w:rStyle w:val="Extranjerismo"/>
-          <w:lang w:val="es-CO" w:eastAsia="es-CO"/>
-        </w:rPr>
-        <w:t xml:space="preserve"> </w:t>
-      </w:r>
-      <w:proofErr w:type="spellStart"/>
-      <w:r>
-        <w:rPr>
-          <w:rStyle w:val="Extranjerismo"/>
-          <w:lang w:val="es-CO" w:eastAsia="es-CO"/>
-        </w:rPr>
-        <w:t>of</w:t>
-      </w:r>
-      <w:proofErr w:type="spellEnd"/>
-      <w:r>
-        <w:rPr>
-          <w:rStyle w:val="Extranjerismo"/>
-          <w:lang w:val="es-CO" w:eastAsia="es-CO"/>
-        </w:rPr>
-        <w:t xml:space="preserve"> Minnesota </w:t>
-      </w:r>
-      <w:proofErr w:type="spellStart"/>
-      <w:r>
-        <w:rPr>
-          <w:rStyle w:val="Extranjerismo"/>
-          <w:lang w:val="es-CO" w:eastAsia="es-CO"/>
-        </w:rPr>
-        <w:t>Extension</w:t>
-      </w:r>
-      <w:proofErr w:type="spellEnd"/>
+        <w:t>University of Minnesota Extension</w:t>
+      </w:r>
       <w:r>
         <w:rPr>
           <w:color w:val="000000" w:themeColor="text1"/>
@@ -13008,7 +13094,6 @@
           <w:rStyle w:val="Extranjerismo"/>
           <w:lang w:val="es-419" w:eastAsia="es-CO"/>
         </w:rPr>
-        <w:lastRenderedPageBreak/>
         <w:t>University of Minnesota Extension</w:t>
       </w:r>
       <w:r>
@@ -13109,9 +13194,8 @@
       <w:pPr>
         <w:pStyle w:val="Titulosgenerales"/>
       </w:pPr>
-      <w:bookmarkStart w:id="36" w:name="_Toc204017029"/>
-      <w:r>
-        <w:lastRenderedPageBreak/>
+      <w:bookmarkStart w:id="36" w:name="_Toc204070336"/>
+      <w:r>
         <w:t>C</w:t>
       </w:r>
       <w:r>
@@ -24693,21 +24777,10 @@
 </file>
 
 <file path=customXml/item1.xml><?xml version="1.0" encoding="utf-8"?>
-<p:properties xmlns:p="http://schemas.microsoft.com/office/2006/metadata/properties" xmlns:xsi="http://www.w3.org/2001/XMLSchema-instance" xmlns:pc="http://schemas.microsoft.com/office/infopath/2007/PartnerControls">
-  <documentManagement>
-    <TaxCatchAll xmlns="cb45339b-ced9-4d0d-8f64-77573914d53b" xsi:nil="true"/>
-    <lcf76f155ced4ddcb4097134ff3c332f xmlns="43a3ca16-9c26-4813-b83f-4aec9927b43f">
-      <Terms xmlns="http://schemas.microsoft.com/office/infopath/2007/PartnerControls"/>
-    </lcf76f155ced4ddcb4097134ff3c332f>
-  </documentManagement>
-</p:properties>
+<b:Sources xmlns:b="http://schemas.openxmlformats.org/officeDocument/2006/bibliography" xmlns="http://schemas.openxmlformats.org/officeDocument/2006/bibliography" SelectedStyle="\APASixthEditionOfficeOnline.xsl" StyleName="APA" Version="6"/>
 </file>
 
 <file path=customXml/item2.xml><?xml version="1.0" encoding="utf-8"?>
-<b:Sources xmlns:b="http://schemas.openxmlformats.org/officeDocument/2006/bibliography" xmlns="http://schemas.openxmlformats.org/officeDocument/2006/bibliography" SelectedStyle="\APASixthEditionOfficeOnline.xsl" StyleName="APA" Version="6"/>
-</file>
-
-<file path=customXml/item3.xml><?xml version="1.0" encoding="utf-8"?>
 <?mso-contentType ?>
 <FormTemplates xmlns="http://schemas.microsoft.com/sharepoint/v3/contenttype/forms">
   <Display>DocumentLibraryForm</Display>
@@ -24716,7 +24789,7 @@
 </FormTemplates>
 </file>
 
-<file path=customXml/item4.xml><?xml version="1.0" encoding="utf-8"?>
+<file path=customXml/item3.xml><?xml version="1.0" encoding="utf-8"?>
 <ct:contentTypeSchema xmlns:ct="http://schemas.microsoft.com/office/2006/metadata/contentType" xmlns:ma="http://schemas.microsoft.com/office/2006/metadata/properties/metaAttributes" ct:_="" ma:_="" ma:contentTypeName="Documento" ma:contentTypeID="0x01010049282E1EDBE9234EA9E6D38F720E265F" ma:contentTypeVersion="15" ma:contentTypeDescription="Crear nuevo documento." ma:contentTypeScope="" ma:versionID="b31c7aa9eaf043a08b87120b3c4916e3">
   <xsd:schema xmlns:xsd="http://www.w3.org/2001/XMLSchema" xmlns:xs="http://www.w3.org/2001/XMLSchema" xmlns:p="http://schemas.microsoft.com/office/2006/metadata/properties" xmlns:ns2="cb45339b-ced9-4d0d-8f64-77573914d53b" xmlns:ns3="43a3ca16-9c26-4813-b83f-4aec9927b43f" targetNamespace="http://schemas.microsoft.com/office/2006/metadata/properties" ma:root="true" ma:fieldsID="3533d065b04d75c457075bc55f1f5315" ns2:_="" ns3:_="">
     <xsd:import namespace="cb45339b-ced9-4d0d-8f64-77573914d53b"/>
@@ -24951,18 +25024,18 @@
 </ct:contentTypeSchema>
 </file>
 
-<file path=customXml/itemProps1.xml><?xml version="1.0" encoding="utf-8"?>
-<ds:datastoreItem xmlns:ds="http://schemas.openxmlformats.org/officeDocument/2006/customXml" ds:itemID="{6929C9FE-9F22-4B98-96EF-1B541B3BD0B2}">
-  <ds:schemaRefs>
-    <ds:schemaRef ds:uri="http://schemas.microsoft.com/office/2006/metadata/properties"/>
-    <ds:schemaRef ds:uri="http://schemas.microsoft.com/office/infopath/2007/PartnerControls"/>
-    <ds:schemaRef ds:uri="cb45339b-ced9-4d0d-8f64-77573914d53b"/>
-    <ds:schemaRef ds:uri="43a3ca16-9c26-4813-b83f-4aec9927b43f"/>
-  </ds:schemaRefs>
-</ds:datastoreItem>
+<file path=customXml/item4.xml><?xml version="1.0" encoding="utf-8"?>
+<p:properties xmlns:p="http://schemas.microsoft.com/office/2006/metadata/properties" xmlns:xsi="http://www.w3.org/2001/XMLSchema-instance" xmlns:pc="http://schemas.microsoft.com/office/infopath/2007/PartnerControls">
+  <documentManagement>
+    <TaxCatchAll xmlns="cb45339b-ced9-4d0d-8f64-77573914d53b" xsi:nil="true"/>
+    <lcf76f155ced4ddcb4097134ff3c332f xmlns="43a3ca16-9c26-4813-b83f-4aec9927b43f">
+      <Terms xmlns="http://schemas.microsoft.com/office/infopath/2007/PartnerControls"/>
+    </lcf76f155ced4ddcb4097134ff3c332f>
+  </documentManagement>
+</p:properties>
 </file>
 
-<file path=customXml/itemProps2.xml><?xml version="1.0" encoding="utf-8"?>
+<file path=customXml/itemProps1.xml><?xml version="1.0" encoding="utf-8"?>
 <ds:datastoreItem xmlns:ds="http://schemas.openxmlformats.org/officeDocument/2006/customXml" ds:itemID="{E8AB44A3-7C62-4BD2-82ED-8ABC209970FA}">
   <ds:schemaRefs>
     <ds:schemaRef ds:uri="http://schemas.openxmlformats.org/officeDocument/2006/bibliography"/>
@@ -24970,7 +25043,7 @@
 </ds:datastoreItem>
 </file>
 
-<file path=customXml/itemProps3.xml><?xml version="1.0" encoding="utf-8"?>
+<file path=customXml/itemProps2.xml><?xml version="1.0" encoding="utf-8"?>
 <ds:datastoreItem xmlns:ds="http://schemas.openxmlformats.org/officeDocument/2006/customXml" ds:itemID="{81CBDEC1-3B00-44ED-AD36-0268077980BA}">
   <ds:schemaRefs>
     <ds:schemaRef ds:uri="http://schemas.microsoft.com/sharepoint/v3/contenttype/forms"/>
@@ -24978,7 +25051,7 @@
 </ds:datastoreItem>
 </file>
 
-<file path=customXml/itemProps4.xml><?xml version="1.0" encoding="utf-8"?>
+<file path=customXml/itemProps3.xml><?xml version="1.0" encoding="utf-8"?>
 <ds:datastoreItem xmlns:ds="http://schemas.openxmlformats.org/officeDocument/2006/customXml" ds:itemID="{DF43E046-DB0C-42D1-8C73-AE38B52F1ED7}">
   <ds:schemaRefs>
     <ds:schemaRef ds:uri="http://schemas.microsoft.com/office/2006/metadata/contentType"/>
@@ -24995,4 +25068,15 @@
     <ds:schemaRef ds:uri="http://schemas.microsoft.com/internal/obd"/>
   </ds:schemaRefs>
 </ds:datastoreItem>
+</file>
+
+<file path=customXml/itemProps4.xml><?xml version="1.0" encoding="utf-8"?>
+<ds:datastoreItem xmlns:ds="http://schemas.openxmlformats.org/officeDocument/2006/customXml" ds:itemID="{6929C9FE-9F22-4B98-96EF-1B541B3BD0B2}">
+  <ds:schemaRefs>
+    <ds:schemaRef ds:uri="http://schemas.microsoft.com/office/2006/metadata/properties"/>
+    <ds:schemaRef ds:uri="http://schemas.microsoft.com/office/infopath/2007/PartnerControls"/>
+    <ds:schemaRef ds:uri="cb45339b-ced9-4d0d-8f64-77573914d53b"/>
+    <ds:schemaRef ds:uri="43a3ca16-9c26-4813-b83f-4aec9927b43f"/>
+  </ds:schemaRefs>
+</ds:datastoreItem>
 </file>